--- a/Master/Practice/Documents/Фёдоров_АВ_РК6-41М_отчёт_предд_пр.docx
+++ b/Master/Practice/Documents/Фёдоров_АВ_РК6-41М_отчёт_предд_пр.docx
@@ -962,7 +962,6 @@
           <w:bCs/>
           <w:sz w:val="28"/>
           <w:szCs w:val="28"/>
-          <w:u w:val="none"/>
         </w:rPr>
       </w:r>
       <w:r>
@@ -1147,7 +1146,7 @@
       </w:r>
       <w:r>
         <w:rPr>
-          <w:rStyle w:val="978"/>
+          <w:rStyle w:val="982"/>
           <w:b w:val="0"/>
           <w:i/>
           <w:color w:val="1a1a1a"/>
@@ -1158,7 +1157,7 @@
       </w:r>
       <w:r>
         <w:rPr>
-          <w:rStyle w:val="978"/>
+          <w:rStyle w:val="982"/>
           <w:b w:val="0"/>
           <w:i/>
           <w:color w:val="1a1a1a"/>
@@ -1169,7 +1168,7 @@
       </w:r>
       <w:r>
         <w:rPr>
-          <w:rStyle w:val="978"/>
+          <w:rStyle w:val="982"/>
           <w:b w:val="0"/>
           <w:i/>
           <w:color w:val="1a1a1a"/>
@@ -1178,7 +1177,6 @@
         </w:rPr>
         <w:t xml:space="preserve">. Баумана</w:t>
       </w:r>
-      <w:r/>
       <w:r>
         <w:rPr>
           <w:bCs/>
@@ -2335,7 +2333,7 @@
     </w:p>
     <w:p>
       <w:pPr>
-        <w:pStyle w:val="979"/>
+        <w:pStyle w:val="983"/>
         <w:pBdr/>
         <w:spacing w:after="0" w:afterAutospacing="0" w:before="0" w:beforeAutospacing="0" w:line="276" w:lineRule="auto"/>
         <w:ind/>
@@ -2349,7 +2347,7 @@
     </w:p>
     <w:p>
       <w:pPr>
-        <w:pStyle w:val="979"/>
+        <w:pStyle w:val="983"/>
         <w:pBdr/>
         <w:spacing w:after="0" w:afterAutospacing="0" w:before="0" w:beforeAutospacing="0" w:line="276" w:lineRule="auto"/>
         <w:ind/>
@@ -2379,7 +2377,7 @@
     </w:p>
     <w:p>
       <w:pPr>
-        <w:pStyle w:val="979"/>
+        <w:pStyle w:val="983"/>
         <w:pBdr/>
         <w:spacing w:after="0" w:afterAutospacing="0" w:before="0" w:beforeAutospacing="0" w:line="276" w:lineRule="auto"/>
         <w:ind/>
@@ -2406,7 +2404,7 @@
     </w:p>
     <w:p>
       <w:pPr>
-        <w:pStyle w:val="979"/>
+        <w:pStyle w:val="983"/>
         <w:pBdr/>
         <w:spacing w:after="0" w:afterAutospacing="0" w:before="0" w:beforeAutospacing="0" w:line="276" w:lineRule="auto"/>
         <w:ind/>
@@ -3099,7 +3097,7 @@
       </w:r>
       <w:r>
         <w:rPr>
-          <w:rStyle w:val="978"/>
+          <w:rStyle w:val="982"/>
           <w:b w:val="0"/>
           <w:color w:val="1a1a1a"/>
           <w:sz w:val="32"/>
@@ -3108,7 +3106,6 @@
         </w:rPr>
         <w:t xml:space="preserve">НУК РК МГТУ им. Н.Э. Баумана</w:t>
       </w:r>
-      <w:r/>
       <w:r>
         <w:rPr>
           <w:sz w:val="28"/>
@@ -3216,24 +3213,6 @@
         <w:rPr>
           <w:sz w:val="18"/>
           <w:szCs w:val="18"/>
-        </w:rPr>
-      </w:r>
-      <w:r>
-        <w:rPr>
-          <w:sz w:val="18"/>
-          <w:szCs w:val="18"/>
-        </w:rPr>
-      </w:r>
-      <w:r>
-        <w:rPr>
-          <w:sz w:val="28"/>
-          <w:szCs w:val="28"/>
-        </w:rPr>
-      </w:r>
-      <w:r>
-        <w:rPr>
-          <w:sz w:val="28"/>
-          <w:szCs w:val="28"/>
         </w:rPr>
       </w:r>
       <w:r>
@@ -3330,7 +3309,11 @@
         </w:rPr>
         <w:t xml:space="preserve">старший преподаватель</w:t>
       </w:r>
-      <w:r/>
+      <w:r>
+        <w:rPr>
+          <w:sz w:val="18"/>
+        </w:rPr>
+      </w:r>
       <w:r>
         <w:rPr>
           <w:sz w:val="18"/>
@@ -3465,7 +3448,7 @@
         <w:rPr>
           <w:i/>
         </w:rPr>
-        <w:t xml:space="preserve">Реализовать систему управления игровым персонажем</w:t>
+        <w:t xml:space="preserve">Реализовать систему управления игровым персонажем в Unreal Engine 5</w:t>
       </w:r>
       <w:r>
         <w:rPr>
@@ -3732,7 +3715,6 @@
         </w:rPr>
         <w:t xml:space="preserve">Ф.А. Витюков</w:t>
       </w:r>
-      <w:r/>
       <w:r>
         <w:rPr>
           <w:b/>
@@ -3976,7 +3958,7 @@
     </w:p>
     <w:p>
       <w:pPr>
-        <w:pStyle w:val="998"/>
+        <w:pStyle w:val="1002"/>
         <w:pBdr/>
         <w:spacing/>
         <w:ind/>
@@ -4014,7 +3996,7 @@
     </w:p>
     <w:p>
       <w:pPr>
-        <w:pStyle w:val="999"/>
+        <w:pStyle w:val="1003"/>
         <w:pBdr/>
         <w:tabs>
           <w:tab w:val="right" w:leader="dot" w:pos="9627"/>
@@ -4082,7 +4064,7 @@
       <w:hyperlink w:tooltip="#_Toc1" w:anchor="_Toc1" w:history="1">
         <w:r>
           <w:rPr>
-            <w:rStyle w:val="996"/>
+            <w:rStyle w:val="1000"/>
             <w:rFonts w:ascii="Times New Roman" w:hAnsi="Times New Roman" w:eastAsia="Times New Roman" w:cs="Times New Roman"/>
             <w:b w:val="0"/>
             <w:bCs w:val="0"/>
@@ -4094,7 +4076,7 @@
         </w:r>
         <w:r>
           <w:rPr>
-            <w:rStyle w:val="996"/>
+            <w:rStyle w:val="1000"/>
             <w:rFonts w:ascii="Times New Roman" w:hAnsi="Times New Roman" w:eastAsia="Times New Roman" w:cs="Times New Roman"/>
             <w:b w:val="0"/>
             <w:bCs w:val="0"/>
@@ -4107,7 +4089,7 @@
         </w:r>
         <w:r>
           <w:rPr>
-            <w:rStyle w:val="996"/>
+            <w:rStyle w:val="1000"/>
             <w:rFonts w:ascii="Times New Roman" w:hAnsi="Times New Roman" w:eastAsia="Times New Roman" w:cs="Times New Roman"/>
             <w:b w:val="0"/>
             <w:bCs w:val="0"/>
@@ -4171,7 +4153,7 @@
     </w:p>
     <w:p>
       <w:pPr>
-        <w:pStyle w:val="999"/>
+        <w:pStyle w:val="1003"/>
         <w:pBdr/>
         <w:tabs>
           <w:tab w:val="left" w:leader="none" w:pos="567"/>
@@ -4226,7 +4208,7 @@
         </w:r>
         <w:r>
           <w:rPr>
-            <w:rStyle w:val="996"/>
+            <w:rStyle w:val="1000"/>
             <w:rFonts w:ascii="Times New Roman" w:hAnsi="Times New Roman" w:eastAsia="Times New Roman" w:cs="Times New Roman"/>
             <w:b w:val="0"/>
             <w:bCs w:val="0"/>
@@ -4238,7 +4220,7 @@
         </w:r>
         <w:r>
           <w:rPr>
-            <w:rStyle w:val="996"/>
+            <w:rStyle w:val="1000"/>
             <w:rFonts w:ascii="Times New Roman" w:hAnsi="Times New Roman" w:eastAsia="Times New Roman" w:cs="Times New Roman"/>
             <w:b w:val="0"/>
             <w:bCs w:val="0"/>
@@ -4251,7 +4233,7 @@
         </w:r>
         <w:r>
           <w:rPr>
-            <w:rStyle w:val="996"/>
+            <w:rStyle w:val="1000"/>
             <w:rFonts w:ascii="Times New Roman" w:hAnsi="Times New Roman" w:eastAsia="Times New Roman" w:cs="Times New Roman"/>
             <w:b w:val="0"/>
             <w:bCs w:val="0"/>
@@ -4315,7 +4297,7 @@
     </w:p>
     <w:p>
       <w:pPr>
-        <w:pStyle w:val="999"/>
+        <w:pStyle w:val="1003"/>
         <w:pBdr/>
         <w:tabs>
           <w:tab w:val="left" w:leader="none" w:pos="850"/>
@@ -4371,7 +4353,7 @@
         </w:r>
         <w:r>
           <w:rPr>
-            <w:rStyle w:val="996"/>
+            <w:rStyle w:val="1000"/>
             <w:rFonts w:ascii="Times New Roman" w:hAnsi="Times New Roman" w:eastAsia="Times New Roman" w:cs="Times New Roman"/>
             <w:b w:val="0"/>
             <w:bCs w:val="0"/>
@@ -4383,7 +4365,7 @@
         </w:r>
         <w:r>
           <w:rPr>
-            <w:rStyle w:val="996"/>
+            <w:rStyle w:val="1000"/>
             <w:rFonts w:ascii="Times New Roman" w:hAnsi="Times New Roman" w:eastAsia="Times New Roman" w:cs="Times New Roman"/>
             <w:b w:val="0"/>
             <w:bCs w:val="0"/>
@@ -4399,7 +4381,7 @@
         </w:r>
         <w:r>
           <w:rPr>
-            <w:rStyle w:val="996"/>
+            <w:rStyle w:val="1000"/>
             <w:rFonts w:ascii="Times New Roman" w:hAnsi="Times New Roman" w:eastAsia="Times New Roman" w:cs="Times New Roman"/>
             <w:b w:val="0"/>
             <w:bCs w:val="0"/>
@@ -4415,7 +4397,7 @@
         </w:r>
         <w:r>
           <w:rPr>
-            <w:rStyle w:val="996"/>
+            <w:rStyle w:val="1000"/>
             <w:rFonts w:ascii="Times New Roman" w:hAnsi="Times New Roman" w:eastAsia="Times New Roman" w:cs="Times New Roman"/>
             <w:b w:val="0"/>
             <w:bCs w:val="0"/>
@@ -4482,7 +4464,7 @@
     </w:p>
     <w:p>
       <w:pPr>
-        <w:pStyle w:val="999"/>
+        <w:pStyle w:val="1003"/>
         <w:pBdr/>
         <w:tabs>
           <w:tab w:val="left" w:leader="none" w:pos="850"/>
@@ -4538,7 +4520,7 @@
         </w:r>
         <w:r>
           <w:rPr>
-            <w:rStyle w:val="996"/>
+            <w:rStyle w:val="1000"/>
             <w:rFonts w:ascii="Times New Roman" w:hAnsi="Times New Roman" w:eastAsia="Times New Roman" w:cs="Times New Roman"/>
             <w:b w:val="0"/>
             <w:bCs w:val="0"/>
@@ -4550,7 +4532,7 @@
         </w:r>
         <w:r>
           <w:rPr>
-            <w:rStyle w:val="996"/>
+            <w:rStyle w:val="1000"/>
             <w:rFonts w:ascii="Times New Roman" w:hAnsi="Times New Roman" w:eastAsia="Times New Roman" w:cs="Times New Roman"/>
             <w:b w:val="0"/>
             <w:bCs w:val="0"/>
@@ -4566,7 +4548,7 @@
         </w:r>
         <w:r>
           <w:rPr>
-            <w:rStyle w:val="996"/>
+            <w:rStyle w:val="1000"/>
             <w:rFonts w:ascii="Times New Roman" w:hAnsi="Times New Roman" w:eastAsia="Times New Roman" w:cs="Times New Roman"/>
             <w:b w:val="0"/>
             <w:bCs w:val="0"/>
@@ -4633,7 +4615,7 @@
     </w:p>
     <w:p>
       <w:pPr>
-        <w:pStyle w:val="999"/>
+        <w:pStyle w:val="1003"/>
         <w:pBdr/>
         <w:tabs>
           <w:tab w:val="left" w:leader="none" w:pos="567"/>
@@ -4740,7 +4722,7 @@
     </w:p>
     <w:p>
       <w:pPr>
-        <w:pStyle w:val="999"/>
+        <w:pStyle w:val="1003"/>
         <w:pBdr/>
         <w:tabs>
           <w:tab w:val="right" w:leader="dot" w:pos="9627"/>
@@ -4770,7 +4752,7 @@
       <w:hyperlink w:tooltip="#_Toc6" w:anchor="_Toc6" w:history="1">
         <w:r>
           <w:rPr>
-            <w:rStyle w:val="996"/>
+            <w:rStyle w:val="1000"/>
             <w:rFonts w:ascii="Times New Roman" w:hAnsi="Times New Roman" w:eastAsia="Times New Roman" w:cs="Times New Roman"/>
             <w:b w:val="0"/>
             <w:bCs w:val="0"/>
@@ -4782,7 +4764,7 @@
         </w:r>
         <w:r>
           <w:rPr>
-            <w:rStyle w:val="996"/>
+            <w:rStyle w:val="1000"/>
             <w:rFonts w:ascii="Times New Roman" w:hAnsi="Times New Roman" w:eastAsia="Times New Roman" w:cs="Times New Roman"/>
             <w:b w:val="0"/>
             <w:bCs w:val="0"/>
@@ -4795,7 +4777,7 @@
         </w:r>
         <w:r>
           <w:rPr>
-            <w:rStyle w:val="996"/>
+            <w:rStyle w:val="1000"/>
             <w:rFonts w:ascii="Times New Roman" w:hAnsi="Times New Roman" w:eastAsia="Times New Roman" w:cs="Times New Roman"/>
             <w:b w:val="0"/>
             <w:bCs w:val="0"/>
@@ -4859,7 +4841,7 @@
     </w:p>
     <w:p>
       <w:pPr>
-        <w:pStyle w:val="999"/>
+        <w:pStyle w:val="1003"/>
         <w:pBdr/>
         <w:tabs>
           <w:tab w:val="right" w:leader="dot" w:pos="9627"/>
@@ -4952,7 +4934,7 @@
     </w:p>
     <w:p>
       <w:pPr>
-        <w:pStyle w:val="999"/>
+        <w:pStyle w:val="1003"/>
         <w:pBdr/>
         <w:tabs>
           <w:tab w:val="left" w:leader="none" w:pos="440"/>
@@ -5018,7 +5000,7 @@
     </w:p>
     <w:p>
       <w:pPr>
-        <w:pStyle w:val="979"/>
+        <w:pStyle w:val="983"/>
         <w:pBdr/>
         <w:spacing w:after="0" w:afterAutospacing="0" w:before="0" w:beforeAutospacing="0" w:line="360" w:lineRule="auto"/>
         <w:ind/>
@@ -5062,7 +5044,7 @@
     </w:p>
     <w:p>
       <w:pPr>
-        <w:pStyle w:val="979"/>
+        <w:pStyle w:val="983"/>
         <w:pBdr/>
         <w:spacing w:after="0" w:afterAutospacing="0" w:before="0" w:beforeAutospacing="0" w:line="360" w:lineRule="auto"/>
         <w:ind/>
@@ -5631,7 +5613,7 @@
     </w:p>
     <w:p>
       <w:pPr>
-        <w:pStyle w:val="979"/>
+        <w:pStyle w:val="983"/>
         <w:numPr>
           <w:ilvl w:val="0"/>
           <w:numId w:val="17"/>
@@ -5687,7 +5669,7 @@
     </w:p>
     <w:p>
       <w:pPr>
-        <w:pStyle w:val="979"/>
+        <w:pStyle w:val="983"/>
         <w:numPr>
           <w:ilvl w:val="1"/>
           <w:numId w:val="17"/>
@@ -5741,7 +5723,7 @@
     </w:p>
     <w:p>
       <w:pPr>
-        <w:pStyle w:val="979"/>
+        <w:pStyle w:val="983"/>
         <w:pBdr/>
         <w:spacing w:after="240" w:afterAutospacing="0" w:before="0" w:beforeAutospacing="0" w:line="360" w:lineRule="auto"/>
         <w:ind w:right="34" w:firstLine="708" w:left="0"/>
@@ -5817,7 +5799,7 @@
     </w:p>
     <w:p>
       <w:pPr>
-        <w:pStyle w:val="979"/>
+        <w:pStyle w:val="983"/>
         <w:pBdr/>
         <w:spacing w:after="240" w:afterAutospacing="0" w:before="0" w:beforeAutospacing="0" w:line="360" w:lineRule="auto"/>
         <w:ind w:right="34" w:firstLine="708" w:left="0"/>
@@ -5976,7 +5958,7 @@
     </w:p>
     <w:p>
       <w:pPr>
-        <w:pStyle w:val="979"/>
+        <w:pStyle w:val="983"/>
         <w:numPr>
           <w:ilvl w:val="0"/>
           <w:numId w:val="22"/>
@@ -6075,7 +6057,7 @@
     </w:p>
     <w:p>
       <w:pPr>
-        <w:pStyle w:val="979"/>
+        <w:pStyle w:val="983"/>
         <w:numPr>
           <w:ilvl w:val="0"/>
           <w:numId w:val="23"/>
@@ -6136,7 +6118,7 @@
     </w:p>
     <w:p>
       <w:pPr>
-        <w:pStyle w:val="979"/>
+        <w:pStyle w:val="983"/>
         <w:numPr>
           <w:ilvl w:val="0"/>
           <w:numId w:val="23"/>
@@ -6235,7 +6217,7 @@
     </w:p>
     <w:p>
       <w:pPr>
-        <w:pStyle w:val="979"/>
+        <w:pStyle w:val="983"/>
         <w:pBdr/>
         <w:spacing w:after="240" w:afterAutospacing="0" w:before="0" w:beforeAutospacing="0" w:line="360" w:lineRule="auto"/>
         <w:ind w:right="34" w:firstLine="708" w:left="0"/>
@@ -6305,7 +6287,7 @@
     </w:p>
     <w:p>
       <w:pPr>
-        <w:pStyle w:val="979"/>
+        <w:pStyle w:val="983"/>
         <w:pBdr/>
         <w:spacing w:after="240" w:afterAutospacing="0" w:before="0" w:beforeAutospacing="0" w:line="360" w:lineRule="auto"/>
         <w:ind w:right="34" w:firstLine="708" w:left="0"/>
@@ -6349,7 +6331,7 @@
     </w:p>
     <w:p>
       <w:pPr>
-        <w:pStyle w:val="979"/>
+        <w:pStyle w:val="983"/>
         <w:pBdr/>
         <w:spacing w:after="240" w:afterAutospacing="0" w:before="0" w:beforeAutospacing="0" w:line="360" w:lineRule="auto"/>
         <w:ind w:right="34" w:firstLine="708" w:left="0"/>
@@ -6514,7 +6496,7 @@
     </w:p>
     <w:p>
       <w:pPr>
-        <w:pStyle w:val="979"/>
+        <w:pStyle w:val="983"/>
         <w:pBdr/>
         <w:spacing w:after="240" w:afterAutospacing="0" w:before="0" w:beforeAutospacing="0" w:line="360" w:lineRule="auto"/>
         <w:ind w:right="34" w:firstLine="708" w:left="0"/>
@@ -6666,7 +6648,7 @@
     </w:p>
     <w:p>
       <w:pPr>
-        <w:pStyle w:val="979"/>
+        <w:pStyle w:val="983"/>
         <w:pBdr/>
         <w:spacing w:after="240" w:afterAutospacing="0" w:before="0" w:beforeAutospacing="0" w:line="360" w:lineRule="auto"/>
         <w:ind w:right="34" w:firstLine="708" w:left="0"/>
@@ -6813,7 +6795,7 @@
     </w:p>
     <w:p>
       <w:pPr>
-        <w:pStyle w:val="979"/>
+        <w:pStyle w:val="983"/>
         <w:pBdr/>
         <w:spacing w:after="240" w:afterAutospacing="0" w:before="0" w:beforeAutospacing="0" w:line="360" w:lineRule="auto"/>
         <w:ind w:right="34" w:firstLine="708" w:left="0"/>
@@ -6884,7 +6866,7 @@
     </w:p>
     <w:p>
       <w:pPr>
-        <w:pStyle w:val="979"/>
+        <w:pStyle w:val="983"/>
         <w:pBdr/>
         <w:spacing w:after="240" w:afterAutospacing="0" w:before="0" w:beforeAutospacing="0" w:line="360" w:lineRule="auto"/>
         <w:ind w:right="34" w:firstLine="708" w:left="0"/>
@@ -6955,7 +6937,7 @@
     </w:p>
     <w:p>
       <w:pPr>
-        <w:pStyle w:val="979"/>
+        <w:pStyle w:val="983"/>
         <w:numPr>
           <w:ilvl w:val="1"/>
           <w:numId w:val="17"/>
@@ -7017,7 +6999,7 @@
     </w:p>
     <w:p>
       <w:pPr>
-        <w:pStyle w:val="1005"/>
+        <w:pStyle w:val="1009"/>
         <w:pBdr/>
         <w:spacing/>
         <w:ind/>
@@ -7090,7 +7072,7 @@
     </w:p>
     <w:p>
       <w:pPr>
-        <w:pStyle w:val="1005"/>
+        <w:pStyle w:val="1009"/>
         <w:numPr>
           <w:ilvl w:val="0"/>
           <w:numId w:val="26"/>
@@ -7134,7 +7116,7 @@
     </w:p>
     <w:p>
       <w:pPr>
-        <w:pStyle w:val="1005"/>
+        <w:pStyle w:val="1009"/>
         <w:numPr>
           <w:ilvl w:val="0"/>
           <w:numId w:val="26"/>
@@ -7172,7 +7154,7 @@
     </w:p>
     <w:p>
       <w:pPr>
-        <w:pStyle w:val="1005"/>
+        <w:pStyle w:val="1009"/>
         <w:numPr>
           <w:ilvl w:val="0"/>
           <w:numId w:val="26"/>
@@ -7210,7 +7192,7 @@
     </w:p>
     <w:p>
       <w:pPr>
-        <w:pStyle w:val="1005"/>
+        <w:pStyle w:val="1009"/>
         <w:numPr>
           <w:ilvl w:val="0"/>
           <w:numId w:val="26"/>
@@ -7248,7 +7230,7 @@
     </w:p>
     <w:p>
       <w:pPr>
-        <w:pStyle w:val="1005"/>
+        <w:pStyle w:val="1009"/>
         <w:pBdr/>
         <w:spacing/>
         <w:ind/>
@@ -7281,7 +7263,7 @@
     </w:p>
     <w:p>
       <w:pPr>
-        <w:pStyle w:val="1006"/>
+        <w:pStyle w:val="1010"/>
         <w:pBdr/>
         <w:spacing w:before="240"/>
         <w:ind/>
@@ -7374,7 +7356,7 @@
     </w:p>
     <w:p>
       <w:pPr>
-        <w:pStyle w:val="1006"/>
+        <w:pStyle w:val="1010"/>
         <w:pBdr/>
         <w:spacing/>
         <w:ind/>
@@ -7407,7 +7389,7 @@
     </w:p>
     <w:p>
       <w:pPr>
-        <w:pStyle w:val="1005"/>
+        <w:pStyle w:val="1009"/>
         <w:pBdr/>
         <w:spacing/>
         <w:ind/>
@@ -7606,7 +7588,7 @@
     </w:p>
     <w:p>
       <w:pPr>
-        <w:pStyle w:val="1005"/>
+        <w:pStyle w:val="1009"/>
         <w:numPr>
           <w:ilvl w:val="0"/>
           <w:numId w:val="27"/>
@@ -7800,7 +7782,7 @@
     </w:p>
     <w:p>
       <w:pPr>
-        <w:pStyle w:val="1005"/>
+        <w:pStyle w:val="1009"/>
         <w:numPr>
           <w:ilvl w:val="0"/>
           <w:numId w:val="27"/>
@@ -7976,7 +7958,7 @@
     </w:p>
     <w:p>
       <w:pPr>
-        <w:pStyle w:val="1005"/>
+        <w:pStyle w:val="1009"/>
         <w:numPr>
           <w:ilvl w:val="0"/>
           <w:numId w:val="27"/>
@@ -8176,7 +8158,7 @@
     </w:p>
     <w:p>
       <w:pPr>
-        <w:pStyle w:val="1007"/>
+        <w:pStyle w:val="1011"/>
         <w:numPr>
           <w:ilvl w:val="1"/>
           <w:numId w:val="25"/>
@@ -8197,7 +8179,7 @@
     </w:p>
     <w:p>
       <w:pPr>
-        <w:pStyle w:val="1005"/>
+        <w:pStyle w:val="1009"/>
         <w:pBdr/>
         <w:spacing/>
         <w:ind/>
@@ -8297,7 +8279,7 @@
     </w:p>
     <w:p>
       <w:pPr>
-        <w:pStyle w:val="1006"/>
+        <w:pStyle w:val="1010"/>
         <w:pBdr/>
         <w:spacing/>
         <w:ind/>
@@ -8377,7 +8359,7 @@
     </w:p>
     <w:p>
       <w:pPr>
-        <w:pStyle w:val="1006"/>
+        <w:pStyle w:val="1010"/>
         <w:pBdr/>
         <w:spacing/>
         <w:ind/>
@@ -8425,7 +8407,7 @@
     </w:p>
     <w:p>
       <w:pPr>
-        <w:pStyle w:val="1005"/>
+        <w:pStyle w:val="1009"/>
         <w:pBdr/>
         <w:spacing/>
         <w:ind/>
@@ -8570,7 +8552,7 @@
     </w:p>
     <w:p>
       <w:pPr>
-        <w:pStyle w:val="1006"/>
+        <w:pStyle w:val="1010"/>
         <w:pBdr/>
         <w:spacing/>
         <w:ind/>
@@ -8668,7 +8650,7 @@
     </w:p>
     <w:p>
       <w:pPr>
-        <w:pStyle w:val="1006"/>
+        <w:pStyle w:val="1010"/>
         <w:pBdr/>
         <w:spacing/>
         <w:ind/>
@@ -8719,7 +8701,7 @@
     </w:p>
     <w:p>
       <w:pPr>
-        <w:pStyle w:val="1006"/>
+        <w:pStyle w:val="1010"/>
         <w:pBdr/>
         <w:spacing w:before="240"/>
         <w:ind/>
@@ -8802,7 +8784,7 @@
     </w:p>
     <w:p>
       <w:pPr>
-        <w:pStyle w:val="1005"/>
+        <w:pStyle w:val="1009"/>
         <w:pBdr/>
         <w:spacing w:after="240"/>
         <w:ind/>
@@ -8882,7 +8864,7 @@
     </w:p>
     <w:p>
       <w:pPr>
-        <w:pStyle w:val="1007"/>
+        <w:pStyle w:val="1011"/>
         <w:numPr>
           <w:ilvl w:val="1"/>
           <w:numId w:val="25"/>
@@ -8903,7 +8885,7 @@
     </w:p>
     <w:p>
       <w:pPr>
-        <w:pStyle w:val="1005"/>
+        <w:pStyle w:val="1009"/>
         <w:pBdr/>
         <w:spacing/>
         <w:ind w:firstLine="720"/>
@@ -9096,7 +9078,7 @@
     </w:p>
     <w:p>
       <w:pPr>
-        <w:pStyle w:val="1005"/>
+        <w:pStyle w:val="1009"/>
         <w:pBdr/>
         <w:spacing/>
         <w:ind/>
@@ -9230,7 +9212,7 @@
     </w:p>
     <w:p>
       <w:pPr>
-        <w:pStyle w:val="1005"/>
+        <w:pStyle w:val="1009"/>
         <w:pBdr/>
         <w:spacing/>
         <w:ind/>
@@ -9373,7 +9355,7 @@
     </w:p>
     <w:p>
       <w:pPr>
-        <w:pStyle w:val="1005"/>
+        <w:pStyle w:val="1009"/>
         <w:pBdr/>
         <w:spacing/>
         <w:ind/>
@@ -9430,7 +9412,7 @@
     </w:p>
     <w:p>
       <w:pPr>
-        <w:pStyle w:val="1006"/>
+        <w:pStyle w:val="1010"/>
         <w:pBdr/>
         <w:spacing/>
         <w:ind/>
@@ -9509,7 +9491,7 @@
     </w:p>
     <w:p>
       <w:pPr>
-        <w:pStyle w:val="1006"/>
+        <w:pStyle w:val="1010"/>
         <w:pBdr/>
         <w:spacing/>
         <w:ind/>
@@ -9542,7 +9524,7 @@
     </w:p>
     <w:p>
       <w:pPr>
-        <w:pStyle w:val="979"/>
+        <w:pStyle w:val="983"/>
         <w:pBdr/>
         <w:spacing w:after="240" w:afterAutospacing="0" w:before="0" w:beforeAutospacing="0" w:line="360" w:lineRule="auto"/>
         <w:ind w:right="34" w:firstLine="0" w:left="0"/>
@@ -9587,7 +9569,7 @@
     </w:p>
     <w:p>
       <w:pPr>
-        <w:pStyle w:val="979"/>
+        <w:pStyle w:val="983"/>
         <w:pBdr/>
         <w:spacing w:after="240" w:afterAutospacing="0" w:before="0" w:beforeAutospacing="0" w:line="360" w:lineRule="auto"/>
         <w:ind w:right="34" w:firstLine="708" w:left="0"/>
@@ -9717,10 +9699,10 @@
       <w:r>
         <w:rPr>
           <w:b/>
+          <w:bCs/>
           <w:color w:val="000000"/>
           <w:sz w:val="28"/>
           <w:szCs w:val="28"/>
-          <w:highlight w:val="none"/>
         </w:rPr>
       </w:r>
       <w:r>
@@ -9735,7 +9717,7 @@
     </w:p>
     <w:p>
       <w:pPr>
-        <w:pStyle w:val="979"/>
+        <w:pStyle w:val="983"/>
         <w:numPr>
           <w:ilvl w:val="0"/>
           <w:numId w:val="17"/>
@@ -9781,7 +9763,7 @@
     </w:p>
     <w:p>
       <w:pPr>
-        <w:pStyle w:val="1005"/>
+        <w:pStyle w:val="1009"/>
         <w:pBdr/>
         <w:spacing/>
         <w:ind/>
@@ -9799,6 +9781,7 @@
       <w:r>
         <w:rPr>
           <w:highlight w:val="none"/>
+          <w14:ligatures w14:val="none"/>
         </w:rPr>
       </w:r>
       <w:r>
@@ -9810,7 +9793,7 @@
     </w:p>
     <w:p>
       <w:pPr>
-        <w:pStyle w:val="1005"/>
+        <w:pStyle w:val="1009"/>
         <w:numPr>
           <w:ilvl w:val="0"/>
           <w:numId w:val="28"/>
@@ -9843,6 +9826,7 @@
       <w:r>
         <w:rPr>
           <w:highlight w:val="none"/>
+          <w14:ligatures w14:val="none"/>
         </w:rPr>
       </w:r>
       <w:r>
@@ -9854,7 +9838,7 @@
     </w:p>
     <w:p>
       <w:pPr>
-        <w:pStyle w:val="1005"/>
+        <w:pStyle w:val="1009"/>
         <w:numPr>
           <w:ilvl w:val="0"/>
           <w:numId w:val="28"/>
@@ -9941,6 +9925,7 @@
       <w:r>
         <w:rPr>
           <w:highlight w:val="none"/>
+          <w14:ligatures w14:val="none"/>
         </w:rPr>
       </w:r>
       <w:r>
@@ -9952,7 +9937,7 @@
     </w:p>
     <w:p>
       <w:pPr>
-        <w:pStyle w:val="1005"/>
+        <w:pStyle w:val="1009"/>
         <w:numPr>
           <w:ilvl w:val="0"/>
           <w:numId w:val="28"/>
@@ -10015,6 +10000,7 @@
       <w:r>
         <w:rPr>
           <w:highlight w:val="none"/>
+          <w14:ligatures w14:val="none"/>
         </w:rPr>
       </w:r>
       <w:r>
@@ -10128,7 +10114,6 @@
           <w:color w:val="000000"/>
           <w:sz w:val="28"/>
           <w:szCs w:val="28"/>
-          <w:highlight w:val="none"/>
         </w:rPr>
       </w:r>
       <w:r>
@@ -10143,7 +10128,7 @@
     </w:p>
     <w:p>
       <w:pPr>
-        <w:pStyle w:val="979"/>
+        <w:pStyle w:val="983"/>
         <w:pBdr/>
         <w:spacing w:after="0" w:afterAutospacing="0" w:before="0" w:beforeAutospacing="0" w:line="360" w:lineRule="auto"/>
         <w:ind/>
@@ -10178,6 +10163,7 @@
           <w:color w:val="000000"/>
           <w:sz w:val="28"/>
           <w:szCs w:val="28"/>
+          <w:highlight w:val="none"/>
         </w:rPr>
       </w:r>
       <w:r>
@@ -10302,7 +10288,7 @@
     <w:p>
       <w:pPr>
         <w:pBdr/>
-        <w:shd w:val="nil"/>
+        <w:shd w:val="nil" w:color="auto"/>
         <w:spacing/>
         <w:ind/>
         <w:rPr>
@@ -10329,6 +10315,7 @@
       </w:r>
       <w:r>
         <w:rPr>
+          <w:bCs/>
           <w:i/>
           <w:sz w:val="28"/>
           <w:szCs w:val="28"/>
@@ -10337,7 +10324,7 @@
     </w:p>
     <w:p>
       <w:pPr>
-        <w:pStyle w:val="962"/>
+        <w:pStyle w:val="966"/>
         <w:pBdr/>
         <w:spacing/>
         <w:ind/>
@@ -10384,18 +10371,18 @@
       <w:bookmarkEnd w:id="14"/>
       <w:r>
         <w:rPr>
-          <w:rFonts w:ascii="Times New Roman" w:hAnsi="Times New Roman" w:eastAsia="Times New Roman" w:cs="Times New Roman"/>
-          <w:sz w:val="28"/>
-          <w:szCs w:val="28"/>
-        </w:rPr>
-      </w:r>
-      <w:r>
-        <w:rPr>
           <w:rFonts w:ascii="Times New Roman" w:hAnsi="Times New Roman" w:cs="Times New Roman"/>
           <w:sz w:val="28"/>
           <w:szCs w:val="28"/>
         </w:rPr>
       </w:r>
+      <w:r>
+        <w:rPr>
+          <w:rFonts w:ascii="Times New Roman" w:hAnsi="Times New Roman" w:cs="Times New Roman"/>
+          <w:sz w:val="28"/>
+          <w:szCs w:val="28"/>
+        </w:rPr>
+      </w:r>
     </w:p>
     <w:p>
       <w:pPr>
@@ -10404,13 +10391,12 @@
         <w:ind/>
         <w:rPr/>
       </w:pPr>
-      <w:r/>
       <w:r/>
       <w:r/>
     </w:p>
     <w:p>
       <w:pPr>
-        <w:pStyle w:val="1005"/>
+        <w:pStyle w:val="1009"/>
         <w:numPr>
           <w:ilvl w:val="0"/>
           <w:numId w:val="30"/>
@@ -10426,7 +10412,7 @@
       <w:hyperlink r:id="rId18" w:tooltip="https://docs.unrealengine.com/" w:history="1">
         <w:r>
           <w:rPr>
-            <w:rStyle w:val="996"/>
+            <w:rStyle w:val="1000"/>
             <w:color w:val="auto"/>
             <w:u w:val="none"/>
           </w:rPr>
@@ -10437,11 +10423,10 @@
         <w:t xml:space="preserve">. Дата обращения: 15.02.2026.</w:t>
       </w:r>
       <w:r/>
-      <w:r/>
     </w:p>
     <w:p>
       <w:pPr>
-        <w:pStyle w:val="1005"/>
+        <w:pStyle w:val="1009"/>
         <w:numPr>
           <w:ilvl w:val="0"/>
           <w:numId w:val="30"/>
@@ -10457,7 +10442,7 @@
       <w:hyperlink r:id="rId19" w:tooltip="https://www.rpgmakerweb.com/" w:history="1">
         <w:r>
           <w:rPr>
-            <w:rStyle w:val="996"/>
+            <w:rStyle w:val="1000"/>
             <w:color w:val="auto"/>
             <w:u w:val="none"/>
           </w:rPr>
@@ -10468,11 +10453,10 @@
         <w:t xml:space="preserve">. Дата обращения: 17.02.2026.</w:t>
       </w:r>
       <w:r/>
-      <w:r/>
     </w:p>
     <w:p>
       <w:pPr>
-        <w:pStyle w:val="1005"/>
+        <w:pStyle w:val="1009"/>
         <w:numPr>
           <w:ilvl w:val="0"/>
           <w:numId w:val="30"/>
@@ -10488,7 +10472,7 @@
       <w:hyperlink r:id="rId20" w:tooltip="https://assetstore.unity.com/packages/templates/systems/turn-based-strategy-framework-50282" w:history="1">
         <w:r>
           <w:rPr>
-            <w:rStyle w:val="996"/>
+            <w:rStyle w:val="1000"/>
             <w:color w:val="auto"/>
             <w:u w:val="none"/>
           </w:rPr>
@@ -10499,11 +10483,10 @@
         <w:t xml:space="preserve">. Дата обращения: 18.02.2026.</w:t>
       </w:r>
       <w:r/>
-      <w:r/>
     </w:p>
     <w:p>
       <w:pPr>
-        <w:pStyle w:val="1005"/>
+        <w:pStyle w:val="1009"/>
         <w:numPr>
           <w:ilvl w:val="0"/>
           <w:numId w:val="30"/>
@@ -10519,7 +10502,7 @@
       <w:hyperlink r:id="rId21" w:tooltip="https://docs.unity.com/en-us" w:history="1">
         <w:r>
           <w:rPr>
-            <w:rStyle w:val="996"/>
+            <w:rStyle w:val="1000"/>
             <w:color w:val="auto"/>
             <w:u w:val="none"/>
           </w:rPr>
@@ -10530,11 +10513,10 @@
         <w:t xml:space="preserve">. Дата обращения: 19.02.2026.</w:t>
       </w:r>
       <w:r/>
-      <w:r/>
     </w:p>
     <w:p>
       <w:pPr>
-        <w:pStyle w:val="1005"/>
+        <w:pStyle w:val="1009"/>
         <w:numPr>
           <w:ilvl w:val="0"/>
           <w:numId w:val="30"/>
@@ -10550,7 +10532,7 @@
       <w:hyperlink r:id="rId22" w:tooltip="https://unrealmonster.com/advanced-turn-based-tile-toolkit-5-0-5-3/" w:history="1">
         <w:r>
           <w:rPr>
-            <w:rStyle w:val="996"/>
+            <w:rStyle w:val="1000"/>
             <w:color w:val="auto"/>
             <w:u w:val="none"/>
           </w:rPr>
@@ -10561,11 +10543,10 @@
         <w:t xml:space="preserve">. Дата обращения: 20.02.2026.</w:t>
       </w:r>
       <w:r/>
-      <w:r/>
     </w:p>
     <w:p>
       <w:pPr>
-        <w:pStyle w:val="1005"/>
+        <w:pStyle w:val="1009"/>
         <w:numPr>
           <w:ilvl w:val="0"/>
           <w:numId w:val="30"/>
@@ -10581,7 +10562,7 @@
       <w:hyperlink r:id="rId23" w:tooltip="https://dev.epicgames.com/documentation/en-us/unreal-engine/gameplay-ability-system-for-unreal-engine" w:history="1">
         <w:r>
           <w:rPr>
-            <w:rStyle w:val="996"/>
+            <w:rStyle w:val="1000"/>
             <w:color w:val="auto"/>
             <w:u w:val="none"/>
           </w:rPr>
@@ -10591,7 +10572,6 @@
       <w:r>
         <w:t xml:space="preserve">. Дата обращения: 10.03.2026.</w:t>
       </w:r>
-      <w:r/>
       <w:r/>
     </w:p>
     <w:p>
@@ -10666,7 +10646,7 @@
 <w:ftr xmlns:wpc="http://schemas.microsoft.com/office/word/2010/wordprocessingCanvas" xmlns:mc="http://schemas.openxmlformats.org/markup-compatibility/2006" xmlns:o="urn:schemas-microsoft-com:office:office" xmlns:r="http://schemas.openxmlformats.org/officeDocument/2006/relationships" xmlns:m="http://schemas.openxmlformats.org/officeDocument/2006/math" xmlns:v="urn:schemas-microsoft-com:vml" xmlns:wp14="http://schemas.microsoft.com/office/word/2010/wordprocessingDrawing" xmlns:wp="http://schemas.openxmlformats.org/drawingml/2006/wordprocessingDrawing" xmlns:w10="urn:schemas-microsoft-com:office:word" xmlns:w="http://schemas.openxmlformats.org/wordprocessingml/2006/main" xmlns:w14="http://schemas.microsoft.com/office/word/2010/wordml" xmlns:w15="http://schemas.microsoft.com/office/word/2012/wordml" xmlns:wpg="http://schemas.microsoft.com/office/word/2010/wordprocessingGroup" xmlns:wpi="http://schemas.microsoft.com/office/word/2010/wordprocessingInk" xmlns:wne="http://schemas.microsoft.com/office/word/2006/wordml" xmlns:a="http://schemas.openxmlformats.org/drawingml/2006/main" xmlns:wps="http://schemas.microsoft.com/office/word/2010/wordprocessingShape" mc:Ignorable="w14 w15 wp14">
   <w:p>
     <w:pPr>
-      <w:pStyle w:val="983"/>
+      <w:pStyle w:val="987"/>
       <w:pBdr/>
       <w:spacing/>
       <w:ind/>
@@ -10683,7 +10663,7 @@
 <w:ftr xmlns:wpc="http://schemas.microsoft.com/office/word/2010/wordprocessingCanvas" xmlns:mc="http://schemas.openxmlformats.org/markup-compatibility/2006" xmlns:o="urn:schemas-microsoft-com:office:office" xmlns:r="http://schemas.openxmlformats.org/officeDocument/2006/relationships" xmlns:m="http://schemas.openxmlformats.org/officeDocument/2006/math" xmlns:v="urn:schemas-microsoft-com:vml" xmlns:wp14="http://schemas.microsoft.com/office/word/2010/wordprocessingDrawing" xmlns:wp="http://schemas.openxmlformats.org/drawingml/2006/wordprocessingDrawing" xmlns:w10="urn:schemas-microsoft-com:office:word" xmlns:w="http://schemas.openxmlformats.org/wordprocessingml/2006/main" xmlns:w14="http://schemas.microsoft.com/office/word/2010/wordml" xmlns:w15="http://schemas.microsoft.com/office/word/2012/wordml" xmlns:wpg="http://schemas.microsoft.com/office/word/2010/wordprocessingGroup" xmlns:wpi="http://schemas.microsoft.com/office/word/2010/wordprocessingInk" xmlns:wne="http://schemas.microsoft.com/office/word/2006/wordml" xmlns:a="http://schemas.openxmlformats.org/drawingml/2006/main" xmlns:wps="http://schemas.microsoft.com/office/word/2010/wordprocessingShape" mc:Ignorable="w14 w15 wp14">
   <w:p>
     <w:pPr>
-      <w:pStyle w:val="983"/>
+      <w:pStyle w:val="987"/>
       <w:pBdr/>
       <w:spacing/>
       <w:ind/>
@@ -15263,10 +15243,10 @@
     <w:lsdException w:name="Bibliography" w:uiPriority="37"/>
     <w:lsdException w:name="TOC Heading" w:uiPriority="39" w:qFormat="1"/>
   </w:latentStyles>
-  <w:style w:type="character" w:styleId="781">
+  <w:style w:type="character" w:styleId="785">
     <w:name w:val="Title Char"/>
-    <w:basedOn w:val="794"/>
-    <w:link w:val="812"/>
+    <w:basedOn w:val="798"/>
+    <w:link w:val="816"/>
     <w:uiPriority w:val="10"/>
     <w:pPr>
       <w:pBdr/>
@@ -15280,10 +15260,10 @@
       <w:szCs w:val="56"/>
     </w:rPr>
   </w:style>
-  <w:style w:type="character" w:styleId="782">
+  <w:style w:type="character" w:styleId="786">
     <w:name w:val="Subtitle Char"/>
-    <w:basedOn w:val="794"/>
-    <w:link w:val="814"/>
+    <w:basedOn w:val="798"/>
+    <w:link w:val="818"/>
     <w:uiPriority w:val="11"/>
     <w:pPr>
       <w:pBdr/>
@@ -15297,10 +15277,10 @@
       <w:szCs w:val="28"/>
     </w:rPr>
   </w:style>
-  <w:style w:type="character" w:styleId="783">
+  <w:style w:type="character" w:styleId="787">
     <w:name w:val="Quote Char"/>
-    <w:basedOn w:val="794"/>
-    <w:link w:val="816"/>
+    <w:basedOn w:val="798"/>
+    <w:link w:val="820"/>
     <w:uiPriority w:val="29"/>
     <w:pPr>
       <w:pBdr/>
@@ -15313,9 +15293,9 @@
       <w:color w:val="404040" w:themeColor="text1" w:themeTint="BF"/>
     </w:rPr>
   </w:style>
-  <w:style w:type="character" w:styleId="784">
+  <w:style w:type="character" w:styleId="788">
     <w:name w:val="Intense Emphasis"/>
-    <w:basedOn w:val="794"/>
+    <w:basedOn w:val="798"/>
     <w:uiPriority w:val="21"/>
     <w:qFormat/>
     <w:pPr>
@@ -15329,10 +15309,10 @@
       <w:color w:val="0f4761" w:themeColor="accent1" w:themeShade="BF"/>
     </w:rPr>
   </w:style>
-  <w:style w:type="character" w:styleId="785">
+  <w:style w:type="character" w:styleId="789">
     <w:name w:val="Intense Quote Char"/>
-    <w:basedOn w:val="794"/>
-    <w:link w:val="818"/>
+    <w:basedOn w:val="798"/>
+    <w:link w:val="822"/>
     <w:uiPriority w:val="30"/>
     <w:pPr>
       <w:pBdr/>
@@ -15345,9 +15325,9 @@
       <w:color w:val="0f4761" w:themeColor="accent1" w:themeShade="BF"/>
     </w:rPr>
   </w:style>
-  <w:style w:type="character" w:styleId="786">
+  <w:style w:type="character" w:styleId="790">
     <w:name w:val="Intense Reference"/>
-    <w:basedOn w:val="794"/>
+    <w:basedOn w:val="798"/>
     <w:uiPriority w:val="32"/>
     <w:qFormat/>
     <w:pPr>
@@ -15363,9 +15343,9 @@
       <w:spacing w:val="5"/>
     </w:rPr>
   </w:style>
-  <w:style w:type="character" w:styleId="787">
+  <w:style w:type="character" w:styleId="791">
     <w:name w:val="Subtle Emphasis"/>
-    <w:basedOn w:val="794"/>
+    <w:basedOn w:val="798"/>
     <w:uiPriority w:val="19"/>
     <w:qFormat/>
     <w:pPr>
@@ -15379,9 +15359,9 @@
       <w:color w:val="404040" w:themeColor="text1" w:themeTint="BF"/>
     </w:rPr>
   </w:style>
-  <w:style w:type="character" w:styleId="788">
+  <w:style w:type="character" w:styleId="792">
     <w:name w:val="Subtle Reference"/>
-    <w:basedOn w:val="794"/>
+    <w:basedOn w:val="798"/>
     <w:uiPriority w:val="31"/>
     <w:qFormat/>
     <w:pPr>
@@ -15394,9 +15374,9 @@
       <w:color w:val="5a5a5a" w:themeColor="text1" w:themeTint="A5"/>
     </w:rPr>
   </w:style>
-  <w:style w:type="character" w:styleId="789">
+  <w:style w:type="character" w:styleId="793">
     <w:name w:val="Book Title"/>
-    <w:basedOn w:val="794"/>
+    <w:basedOn w:val="798"/>
     <w:uiPriority w:val="33"/>
     <w:qFormat/>
     <w:pPr>
@@ -15412,10 +15392,10 @@
       <w:spacing w:val="5"/>
     </w:rPr>
   </w:style>
-  <w:style w:type="character" w:styleId="790">
+  <w:style w:type="character" w:styleId="794">
     <w:name w:val="Footnote Text Char"/>
-    <w:basedOn w:val="794"/>
-    <w:link w:val="949"/>
+    <w:basedOn w:val="798"/>
+    <w:link w:val="953"/>
     <w:uiPriority w:val="99"/>
     <w:semiHidden/>
     <w:pPr>
@@ -15428,10 +15408,10 @@
       <w:szCs w:val="20"/>
     </w:rPr>
   </w:style>
-  <w:style w:type="character" w:styleId="791">
+  <w:style w:type="character" w:styleId="795">
     <w:name w:val="Endnote Text Char"/>
-    <w:basedOn w:val="794"/>
-    <w:link w:val="952"/>
+    <w:basedOn w:val="798"/>
+    <w:link w:val="956"/>
     <w:uiPriority w:val="99"/>
     <w:semiHidden/>
     <w:pPr>
@@ -15444,9 +15424,9 @@
       <w:szCs w:val="20"/>
     </w:rPr>
   </w:style>
-  <w:style w:type="character" w:styleId="792">
+  <w:style w:type="character" w:styleId="796">
     <w:name w:val="FollowedHyperlink"/>
-    <w:basedOn w:val="794"/>
+    <w:basedOn w:val="798"/>
     <w:uiPriority w:val="99"/>
     <w:semiHidden/>
     <w:unhideWhenUsed/>
@@ -15460,7 +15440,7 @@
       <w:u w:val="single"/>
     </w:rPr>
   </w:style>
-  <w:style w:type="paragraph" w:styleId="793" w:default="1">
+  <w:style w:type="paragraph" w:styleId="797" w:default="1">
     <w:name w:val="Normal"/>
     <w:qFormat/>
     <w:pPr>
@@ -15474,7 +15454,7 @@
       <w:szCs w:val="24"/>
     </w:rPr>
   </w:style>
-  <w:style w:type="character" w:styleId="794" w:default="1">
+  <w:style w:type="character" w:styleId="798" w:default="1">
     <w:name w:val="Default Paragraph Font"/>
     <w:uiPriority w:val="1"/>
     <w:semiHidden/>
@@ -15485,7 +15465,7 @@
       <w:ind/>
     </w:pPr>
   </w:style>
-  <w:style w:type="table" w:styleId="795" w:default="1">
+  <w:style w:type="table" w:styleId="799" w:default="1">
     <w:name w:val="Normal Table"/>
     <w:uiPriority w:val="99"/>
     <w:semiHidden/>
@@ -15679,7 +15659,7 @@
       </w:tcPr>
     </w:tblStylePr>
   </w:style>
-  <w:style w:type="numbering" w:styleId="796" w:default="1">
+  <w:style w:type="numbering" w:styleId="800" w:default="1">
     <w:name w:val="No List"/>
     <w:uiPriority w:val="99"/>
     <w:semiHidden/>
@@ -15690,10 +15670,10 @@
       <w:ind/>
     </w:pPr>
   </w:style>
-  <w:style w:type="character" w:styleId="797" w:customStyle="1">
+  <w:style w:type="character" w:styleId="801" w:customStyle="1">
     <w:name w:val="Heading 1 Char"/>
-    <w:basedOn w:val="794"/>
-    <w:link w:val="962"/>
+    <w:basedOn w:val="798"/>
+    <w:link w:val="966"/>
     <w:uiPriority w:val="9"/>
     <w:pPr>
       <w:pBdr/>
@@ -15706,10 +15686,10 @@
       <w:szCs w:val="40"/>
     </w:rPr>
   </w:style>
-  <w:style w:type="character" w:styleId="798" w:customStyle="1">
+  <w:style w:type="character" w:styleId="802" w:customStyle="1">
     <w:name w:val="Heading 2 Char"/>
-    <w:basedOn w:val="794"/>
-    <w:link w:val="963"/>
+    <w:basedOn w:val="798"/>
+    <w:link w:val="967"/>
     <w:uiPriority w:val="9"/>
     <w:pPr>
       <w:pBdr/>
@@ -15721,10 +15701,10 @@
       <w:sz w:val="34"/>
     </w:rPr>
   </w:style>
-  <w:style w:type="character" w:styleId="799" w:customStyle="1">
+  <w:style w:type="character" w:styleId="803" w:customStyle="1">
     <w:name w:val="Heading 3 Char"/>
-    <w:basedOn w:val="794"/>
-    <w:link w:val="964"/>
+    <w:basedOn w:val="798"/>
+    <w:link w:val="968"/>
     <w:uiPriority w:val="9"/>
     <w:pPr>
       <w:pBdr/>
@@ -15737,10 +15717,10 @@
       <w:szCs w:val="30"/>
     </w:rPr>
   </w:style>
-  <w:style w:type="character" w:styleId="800" w:customStyle="1">
+  <w:style w:type="character" w:styleId="804" w:customStyle="1">
     <w:name w:val="Heading 4 Char"/>
-    <w:basedOn w:val="794"/>
-    <w:link w:val="965"/>
+    <w:basedOn w:val="798"/>
+    <w:link w:val="969"/>
     <w:uiPriority w:val="9"/>
     <w:pPr>
       <w:pBdr/>
@@ -15755,11 +15735,11 @@
       <w:szCs w:val="26"/>
     </w:rPr>
   </w:style>
-  <w:style w:type="paragraph" w:styleId="801" w:customStyle="1">
+  <w:style w:type="paragraph" w:styleId="805" w:customStyle="1">
     <w:name w:val="Heading 5"/>
-    <w:basedOn w:val="793"/>
-    <w:next w:val="793"/>
-    <w:link w:val="802"/>
+    <w:basedOn w:val="797"/>
+    <w:next w:val="797"/>
+    <w:link w:val="806"/>
     <w:uiPriority w:val="9"/>
     <w:unhideWhenUsed/>
     <w:qFormat/>
@@ -15777,10 +15757,10 @@
       <w:bCs/>
     </w:rPr>
   </w:style>
-  <w:style w:type="character" w:styleId="802" w:customStyle="1">
+  <w:style w:type="character" w:styleId="806" w:customStyle="1">
     <w:name w:val="Heading 5 Char"/>
-    <w:basedOn w:val="794"/>
-    <w:link w:val="801"/>
+    <w:basedOn w:val="798"/>
+    <w:link w:val="805"/>
     <w:uiPriority w:val="9"/>
     <w:pPr>
       <w:pBdr/>
@@ -15795,11 +15775,11 @@
       <w:szCs w:val="24"/>
     </w:rPr>
   </w:style>
-  <w:style w:type="paragraph" w:styleId="803" w:customStyle="1">
+  <w:style w:type="paragraph" w:styleId="807" w:customStyle="1">
     <w:name w:val="Heading 6"/>
-    <w:basedOn w:val="793"/>
-    <w:next w:val="793"/>
-    <w:link w:val="804"/>
+    <w:basedOn w:val="797"/>
+    <w:next w:val="797"/>
+    <w:link w:val="808"/>
     <w:uiPriority w:val="9"/>
     <w:unhideWhenUsed/>
     <w:qFormat/>
@@ -15819,10 +15799,10 @@
       <w:szCs w:val="22"/>
     </w:rPr>
   </w:style>
-  <w:style w:type="character" w:styleId="804" w:customStyle="1">
+  <w:style w:type="character" w:styleId="808" w:customStyle="1">
     <w:name w:val="Heading 6 Char"/>
-    <w:basedOn w:val="794"/>
-    <w:link w:val="803"/>
+    <w:basedOn w:val="798"/>
+    <w:link w:val="807"/>
     <w:uiPriority w:val="9"/>
     <w:pPr>
       <w:pBdr/>
@@ -15837,11 +15817,11 @@
       <w:szCs w:val="22"/>
     </w:rPr>
   </w:style>
-  <w:style w:type="paragraph" w:styleId="805" w:customStyle="1">
+  <w:style w:type="paragraph" w:styleId="809" w:customStyle="1">
     <w:name w:val="Heading 7"/>
-    <w:basedOn w:val="793"/>
-    <w:next w:val="793"/>
-    <w:link w:val="806"/>
+    <w:basedOn w:val="797"/>
+    <w:next w:val="797"/>
+    <w:link w:val="810"/>
     <w:uiPriority w:val="9"/>
     <w:unhideWhenUsed/>
     <w:qFormat/>
@@ -15863,10 +15843,10 @@
       <w:szCs w:val="22"/>
     </w:rPr>
   </w:style>
-  <w:style w:type="character" w:styleId="806" w:customStyle="1">
+  <w:style w:type="character" w:styleId="810" w:customStyle="1">
     <w:name w:val="Heading 7 Char"/>
-    <w:basedOn w:val="794"/>
-    <w:link w:val="805"/>
+    <w:basedOn w:val="798"/>
+    <w:link w:val="809"/>
     <w:uiPriority w:val="9"/>
     <w:pPr>
       <w:pBdr/>
@@ -15883,11 +15863,11 @@
       <w:szCs w:val="22"/>
     </w:rPr>
   </w:style>
-  <w:style w:type="paragraph" w:styleId="807" w:customStyle="1">
+  <w:style w:type="paragraph" w:styleId="811" w:customStyle="1">
     <w:name w:val="Heading 8"/>
-    <w:basedOn w:val="793"/>
-    <w:next w:val="793"/>
-    <w:link w:val="808"/>
+    <w:basedOn w:val="797"/>
+    <w:next w:val="797"/>
+    <w:link w:val="812"/>
     <w:uiPriority w:val="9"/>
     <w:unhideWhenUsed/>
     <w:qFormat/>
@@ -15907,10 +15887,10 @@
       <w:szCs w:val="22"/>
     </w:rPr>
   </w:style>
-  <w:style w:type="character" w:styleId="808" w:customStyle="1">
+  <w:style w:type="character" w:styleId="812" w:customStyle="1">
     <w:name w:val="Heading 8 Char"/>
-    <w:basedOn w:val="794"/>
-    <w:link w:val="807"/>
+    <w:basedOn w:val="798"/>
+    <w:link w:val="811"/>
     <w:uiPriority w:val="9"/>
     <w:pPr>
       <w:pBdr/>
@@ -15925,11 +15905,11 @@
       <w:szCs w:val="22"/>
     </w:rPr>
   </w:style>
-  <w:style w:type="paragraph" w:styleId="809" w:customStyle="1">
+  <w:style w:type="paragraph" w:styleId="813" w:customStyle="1">
     <w:name w:val="Heading 9"/>
-    <w:basedOn w:val="793"/>
-    <w:next w:val="793"/>
-    <w:link w:val="810"/>
+    <w:basedOn w:val="797"/>
+    <w:next w:val="797"/>
+    <w:link w:val="814"/>
     <w:uiPriority w:val="9"/>
     <w:unhideWhenUsed/>
     <w:qFormat/>
@@ -15949,10 +15929,10 @@
       <w:szCs w:val="21"/>
     </w:rPr>
   </w:style>
-  <w:style w:type="character" w:styleId="810" w:customStyle="1">
+  <w:style w:type="character" w:styleId="814" w:customStyle="1">
     <w:name w:val="Heading 9 Char"/>
-    <w:basedOn w:val="794"/>
-    <w:link w:val="809"/>
+    <w:basedOn w:val="798"/>
+    <w:link w:val="813"/>
     <w:uiPriority w:val="9"/>
     <w:pPr>
       <w:pBdr/>
@@ -15967,7 +15947,7 @@
       <w:szCs w:val="21"/>
     </w:rPr>
   </w:style>
-  <w:style w:type="paragraph" w:styleId="811">
+  <w:style w:type="paragraph" w:styleId="815">
     <w:name w:val="No Spacing"/>
     <w:uiPriority w:val="1"/>
     <w:qFormat/>
@@ -15977,11 +15957,11 @@
       <w:ind/>
     </w:pPr>
   </w:style>
-  <w:style w:type="paragraph" w:styleId="812">
+  <w:style w:type="paragraph" w:styleId="816">
     <w:name w:val="Title"/>
-    <w:basedOn w:val="793"/>
-    <w:next w:val="793"/>
-    <w:link w:val="813"/>
+    <w:basedOn w:val="797"/>
+    <w:next w:val="797"/>
+    <w:link w:val="817"/>
     <w:uiPriority w:val="10"/>
     <w:qFormat/>
     <w:pPr>
@@ -15995,10 +15975,10 @@
       <w:szCs w:val="48"/>
     </w:rPr>
   </w:style>
-  <w:style w:type="character" w:styleId="813" w:customStyle="1">
+  <w:style w:type="character" w:styleId="817" w:customStyle="1">
     <w:name w:val="Название Знак1"/>
-    <w:basedOn w:val="794"/>
-    <w:link w:val="812"/>
+    <w:basedOn w:val="798"/>
+    <w:link w:val="816"/>
     <w:uiPriority w:val="10"/>
     <w:pPr>
       <w:pBdr/>
@@ -16010,11 +15990,11 @@
       <w:szCs w:val="48"/>
     </w:rPr>
   </w:style>
-  <w:style w:type="paragraph" w:styleId="814">
+  <w:style w:type="paragraph" w:styleId="818">
     <w:name w:val="Subtitle"/>
-    <w:basedOn w:val="793"/>
-    <w:next w:val="793"/>
-    <w:link w:val="815"/>
+    <w:basedOn w:val="797"/>
+    <w:next w:val="797"/>
+    <w:link w:val="819"/>
     <w:uiPriority w:val="11"/>
     <w:qFormat/>
     <w:pPr>
@@ -16023,10 +16003,10 @@
       <w:ind/>
     </w:pPr>
   </w:style>
-  <w:style w:type="character" w:styleId="815" w:customStyle="1">
+  <w:style w:type="character" w:styleId="819" w:customStyle="1">
     <w:name w:val="Подзаголовок Знак"/>
-    <w:basedOn w:val="794"/>
-    <w:link w:val="814"/>
+    <w:basedOn w:val="798"/>
+    <w:link w:val="818"/>
     <w:uiPriority w:val="11"/>
     <w:pPr>
       <w:pBdr/>
@@ -16038,11 +16018,11 @@
       <w:szCs w:val="24"/>
     </w:rPr>
   </w:style>
-  <w:style w:type="paragraph" w:styleId="816">
+  <w:style w:type="paragraph" w:styleId="820">
     <w:name w:val="Quote"/>
-    <w:basedOn w:val="793"/>
-    <w:next w:val="793"/>
-    <w:link w:val="817"/>
+    <w:basedOn w:val="797"/>
+    <w:next w:val="797"/>
+    <w:link w:val="821"/>
     <w:uiPriority w:val="29"/>
     <w:qFormat/>
     <w:pPr>
@@ -16054,9 +16034,9 @@
       <w:i/>
     </w:rPr>
   </w:style>
-  <w:style w:type="character" w:styleId="817" w:customStyle="1">
+  <w:style w:type="character" w:styleId="821" w:customStyle="1">
     <w:name w:val="Цитата 2 Знак"/>
-    <w:link w:val="816"/>
+    <w:link w:val="820"/>
     <w:uiPriority w:val="29"/>
     <w:pPr>
       <w:pBdr/>
@@ -16067,11 +16047,11 @@
       <w:i/>
     </w:rPr>
   </w:style>
-  <w:style w:type="paragraph" w:styleId="818">
+  <w:style w:type="paragraph" w:styleId="822">
     <w:name w:val="Intense Quote"/>
-    <w:basedOn w:val="793"/>
-    <w:next w:val="793"/>
-    <w:link w:val="819"/>
+    <w:basedOn w:val="797"/>
+    <w:next w:val="797"/>
+    <w:link w:val="823"/>
     <w:uiPriority w:val="30"/>
     <w:qFormat/>
     <w:pPr>
@@ -16089,9 +16069,9 @@
       <w:i/>
     </w:rPr>
   </w:style>
-  <w:style w:type="character" w:styleId="819" w:customStyle="1">
+  <w:style w:type="character" w:styleId="823" w:customStyle="1">
     <w:name w:val="Выделенная цитата Знак"/>
-    <w:link w:val="818"/>
+    <w:link w:val="822"/>
     <w:uiPriority w:val="30"/>
     <w:pPr>
       <w:pBdr/>
@@ -16102,10 +16082,10 @@
       <w:i/>
     </w:rPr>
   </w:style>
-  <w:style w:type="character" w:styleId="820" w:customStyle="1">
+  <w:style w:type="character" w:styleId="824" w:customStyle="1">
     <w:name w:val="Header Char"/>
-    <w:basedOn w:val="794"/>
-    <w:link w:val="981"/>
+    <w:basedOn w:val="798"/>
+    <w:link w:val="985"/>
     <w:uiPriority w:val="99"/>
     <w:pPr>
       <w:pBdr/>
@@ -16113,10 +16093,10 @@
       <w:ind/>
     </w:pPr>
   </w:style>
-  <w:style w:type="character" w:styleId="821" w:customStyle="1">
+  <w:style w:type="character" w:styleId="825" w:customStyle="1">
     <w:name w:val="Footer Char"/>
-    <w:basedOn w:val="794"/>
-    <w:link w:val="983"/>
+    <w:basedOn w:val="798"/>
+    <w:link w:val="987"/>
     <w:uiPriority w:val="99"/>
     <w:pPr>
       <w:pBdr/>
@@ -16124,10 +16104,10 @@
       <w:ind/>
     </w:pPr>
   </w:style>
-  <w:style w:type="paragraph" w:styleId="822" w:customStyle="1">
+  <w:style w:type="paragraph" w:styleId="826" w:customStyle="1">
     <w:name w:val="Caption"/>
-    <w:basedOn w:val="793"/>
-    <w:next w:val="793"/>
+    <w:basedOn w:val="797"/>
+    <w:next w:val="797"/>
     <w:uiPriority w:val="35"/>
     <w:semiHidden/>
     <w:unhideWhenUsed/>
@@ -16145,9 +16125,9 @@
       <w:szCs w:val="18"/>
     </w:rPr>
   </w:style>
-  <w:style w:type="character" w:styleId="823" w:customStyle="1">
+  <w:style w:type="character" w:styleId="827" w:customStyle="1">
     <w:name w:val="Caption Char"/>
-    <w:link w:val="983"/>
+    <w:link w:val="987"/>
     <w:uiPriority w:val="99"/>
     <w:pPr>
       <w:pBdr/>
@@ -16155,9 +16135,9 @@
       <w:ind/>
     </w:pPr>
   </w:style>
-  <w:style w:type="table" w:styleId="824" w:customStyle="1">
+  <w:style w:type="table" w:styleId="828" w:customStyle="1">
     <w:name w:val="Table Grid Light"/>
-    <w:basedOn w:val="795"/>
+    <w:basedOn w:val="799"/>
     <w:uiPriority w:val="59"/>
     <w:pPr>
       <w:pBdr/>
@@ -16354,9 +16334,9 @@
       </w:tcPr>
     </w:tblStylePr>
   </w:style>
-  <w:style w:type="table" w:styleId="825" w:customStyle="1">
+  <w:style w:type="table" w:styleId="829" w:customStyle="1">
     <w:name w:val="Plain Table 1"/>
-    <w:basedOn w:val="795"/>
+    <w:basedOn w:val="799"/>
     <w:uiPriority w:val="59"/>
     <w:pPr>
       <w:pBdr/>
@@ -16579,9 +16559,9 @@
       </w:tcPr>
     </w:tblStylePr>
   </w:style>
-  <w:style w:type="table" w:styleId="826" w:customStyle="1">
+  <w:style w:type="table" w:styleId="830" w:customStyle="1">
     <w:name w:val="Plain Table 2"/>
-    <w:basedOn w:val="795"/>
+    <w:basedOn w:val="799"/>
     <w:uiPriority w:val="59"/>
     <w:pPr>
       <w:pBdr/>
@@ -16812,9 +16792,9 @@
       </w:tcPr>
     </w:tblStylePr>
   </w:style>
-  <w:style w:type="table" w:styleId="827" w:customStyle="1">
+  <w:style w:type="table" w:styleId="831" w:customStyle="1">
     <w:name w:val="Plain Table 3"/>
-    <w:basedOn w:val="795"/>
+    <w:basedOn w:val="799"/>
     <w:uiPriority w:val="99"/>
     <w:pPr>
       <w:pBdr/>
@@ -17048,9 +17028,9 @@
       </w:tcPr>
     </w:tblStylePr>
   </w:style>
-  <w:style w:type="table" w:styleId="828" w:customStyle="1">
+  <w:style w:type="table" w:styleId="832" w:customStyle="1">
     <w:name w:val="Plain Table 4"/>
-    <w:basedOn w:val="795"/>
+    <w:basedOn w:val="799"/>
     <w:uiPriority w:val="99"/>
     <w:pPr>
       <w:pBdr/>
@@ -17270,9 +17250,9 @@
       </w:tcPr>
     </w:tblStylePr>
   </w:style>
-  <w:style w:type="table" w:styleId="829" w:customStyle="1">
+  <w:style w:type="table" w:styleId="833" w:customStyle="1">
     <w:name w:val="Plain Table 5"/>
-    <w:basedOn w:val="795"/>
+    <w:basedOn w:val="799"/>
     <w:uiPriority w:val="99"/>
     <w:pPr>
       <w:pBdr/>
@@ -17509,9 +17489,9 @@
       </w:tcPr>
     </w:tblStylePr>
   </w:style>
-  <w:style w:type="table" w:styleId="830" w:customStyle="1">
+  <w:style w:type="table" w:styleId="834" w:customStyle="1">
     <w:name w:val="Grid Table 1 Light"/>
-    <w:basedOn w:val="795"/>
+    <w:basedOn w:val="799"/>
     <w:uiPriority w:val="99"/>
     <w:pPr>
       <w:pBdr/>
@@ -17738,9 +17718,9 @@
       </w:tcPr>
     </w:tblStylePr>
   </w:style>
-  <w:style w:type="table" w:styleId="831" w:customStyle="1">
+  <w:style w:type="table" w:styleId="835" w:customStyle="1">
     <w:name w:val="Grid Table 1 Light - Accent 1"/>
-    <w:basedOn w:val="795"/>
+    <w:basedOn w:val="799"/>
     <w:uiPriority w:val="99"/>
     <w:pPr>
       <w:pBdr/>
@@ -17967,9 +17947,9 @@
       </w:tcPr>
     </w:tblStylePr>
   </w:style>
-  <w:style w:type="table" w:styleId="832" w:customStyle="1">
+  <w:style w:type="table" w:styleId="836" w:customStyle="1">
     <w:name w:val="Grid Table 1 Light - Accent 2"/>
-    <w:basedOn w:val="795"/>
+    <w:basedOn w:val="799"/>
     <w:uiPriority w:val="99"/>
     <w:pPr>
       <w:pBdr/>
@@ -18196,9 +18176,9 @@
       </w:tcPr>
     </w:tblStylePr>
   </w:style>
-  <w:style w:type="table" w:styleId="833" w:customStyle="1">
+  <w:style w:type="table" w:styleId="837" w:customStyle="1">
     <w:name w:val="Grid Table 1 Light - Accent 3"/>
-    <w:basedOn w:val="795"/>
+    <w:basedOn w:val="799"/>
     <w:uiPriority w:val="99"/>
     <w:pPr>
       <w:pBdr/>
@@ -18425,9 +18405,9 @@
       </w:tcPr>
     </w:tblStylePr>
   </w:style>
-  <w:style w:type="table" w:styleId="834" w:customStyle="1">
+  <w:style w:type="table" w:styleId="838" w:customStyle="1">
     <w:name w:val="Grid Table 1 Light - Accent 4"/>
-    <w:basedOn w:val="795"/>
+    <w:basedOn w:val="799"/>
     <w:uiPriority w:val="99"/>
     <w:pPr>
       <w:pBdr/>
@@ -18654,9 +18634,9 @@
       </w:tcPr>
     </w:tblStylePr>
   </w:style>
-  <w:style w:type="table" w:styleId="835" w:customStyle="1">
+  <w:style w:type="table" w:styleId="839" w:customStyle="1">
     <w:name w:val="Grid Table 1 Light - Accent 5"/>
-    <w:basedOn w:val="795"/>
+    <w:basedOn w:val="799"/>
     <w:uiPriority w:val="99"/>
     <w:pPr>
       <w:pBdr/>
@@ -18883,9 +18863,9 @@
       </w:tcPr>
     </w:tblStylePr>
   </w:style>
-  <w:style w:type="table" w:styleId="836" w:customStyle="1">
+  <w:style w:type="table" w:styleId="840" w:customStyle="1">
     <w:name w:val="Grid Table 1 Light - Accent 6"/>
-    <w:basedOn w:val="795"/>
+    <w:basedOn w:val="799"/>
     <w:uiPriority w:val="99"/>
     <w:pPr>
       <w:pBdr/>
@@ -19112,9 +19092,9 @@
       </w:tcPr>
     </w:tblStylePr>
   </w:style>
-  <w:style w:type="table" w:styleId="837" w:customStyle="1">
+  <w:style w:type="table" w:styleId="841" w:customStyle="1">
     <w:name w:val="Grid Table 2"/>
-    <w:basedOn w:val="795"/>
+    <w:basedOn w:val="799"/>
     <w:uiPriority w:val="99"/>
     <w:pPr>
       <w:pBdr/>
@@ -19350,9 +19330,9 @@
       </w:tcPr>
     </w:tblStylePr>
   </w:style>
-  <w:style w:type="table" w:styleId="838" w:customStyle="1">
+  <w:style w:type="table" w:styleId="842" w:customStyle="1">
     <w:name w:val="Grid Table 2 - Accent 1"/>
-    <w:basedOn w:val="795"/>
+    <w:basedOn w:val="799"/>
     <w:uiPriority w:val="99"/>
     <w:pPr>
       <w:pBdr/>
@@ -19588,9 +19568,9 @@
       </w:tcPr>
     </w:tblStylePr>
   </w:style>
-  <w:style w:type="table" w:styleId="839" w:customStyle="1">
+  <w:style w:type="table" w:styleId="843" w:customStyle="1">
     <w:name w:val="Grid Table 2 - Accent 2"/>
-    <w:basedOn w:val="795"/>
+    <w:basedOn w:val="799"/>
     <w:uiPriority w:val="99"/>
     <w:pPr>
       <w:pBdr/>
@@ -19826,9 +19806,9 @@
       </w:tcPr>
     </w:tblStylePr>
   </w:style>
-  <w:style w:type="table" w:styleId="840" w:customStyle="1">
+  <w:style w:type="table" w:styleId="844" w:customStyle="1">
     <w:name w:val="Grid Table 2 - Accent 3"/>
-    <w:basedOn w:val="795"/>
+    <w:basedOn w:val="799"/>
     <w:uiPriority w:val="99"/>
     <w:pPr>
       <w:pBdr/>
@@ -20064,9 +20044,9 @@
       </w:tcPr>
     </w:tblStylePr>
   </w:style>
-  <w:style w:type="table" w:styleId="841" w:customStyle="1">
+  <w:style w:type="table" w:styleId="845" w:customStyle="1">
     <w:name w:val="Grid Table 2 - Accent 4"/>
-    <w:basedOn w:val="795"/>
+    <w:basedOn w:val="799"/>
     <w:uiPriority w:val="99"/>
     <w:pPr>
       <w:pBdr/>
@@ -20302,9 +20282,9 @@
       </w:tcPr>
     </w:tblStylePr>
   </w:style>
-  <w:style w:type="table" w:styleId="842" w:customStyle="1">
+  <w:style w:type="table" w:styleId="846" w:customStyle="1">
     <w:name w:val="Grid Table 2 - Accent 5"/>
-    <w:basedOn w:val="795"/>
+    <w:basedOn w:val="799"/>
     <w:uiPriority w:val="99"/>
     <w:pPr>
       <w:pBdr/>
@@ -20540,9 +20520,9 @@
       </w:tcPr>
     </w:tblStylePr>
   </w:style>
-  <w:style w:type="table" w:styleId="843" w:customStyle="1">
+  <w:style w:type="table" w:styleId="847" w:customStyle="1">
     <w:name w:val="Grid Table 2 - Accent 6"/>
-    <w:basedOn w:val="795"/>
+    <w:basedOn w:val="799"/>
     <w:uiPriority w:val="99"/>
     <w:pPr>
       <w:pBdr/>
@@ -20778,9 +20758,9 @@
       </w:tcPr>
     </w:tblStylePr>
   </w:style>
-  <w:style w:type="table" w:styleId="844" w:customStyle="1">
+  <w:style w:type="table" w:styleId="848" w:customStyle="1">
     <w:name w:val="Grid Table 3"/>
-    <w:basedOn w:val="795"/>
+    <w:basedOn w:val="799"/>
     <w:uiPriority w:val="99"/>
     <w:pPr>
       <w:pBdr/>
@@ -21029,9 +21009,9 @@
       </w:tcPr>
     </w:tblStylePr>
   </w:style>
-  <w:style w:type="table" w:styleId="845" w:customStyle="1">
+  <w:style w:type="table" w:styleId="849" w:customStyle="1">
     <w:name w:val="Grid Table 3 - Accent 1"/>
-    <w:basedOn w:val="795"/>
+    <w:basedOn w:val="799"/>
     <w:uiPriority w:val="99"/>
     <w:pPr>
       <w:pBdr/>
@@ -21280,9 +21260,9 @@
       </w:tcPr>
     </w:tblStylePr>
   </w:style>
-  <w:style w:type="table" w:styleId="846" w:customStyle="1">
+  <w:style w:type="table" w:styleId="850" w:customStyle="1">
     <w:name w:val="Grid Table 3 - Accent 2"/>
-    <w:basedOn w:val="795"/>
+    <w:basedOn w:val="799"/>
     <w:uiPriority w:val="99"/>
     <w:pPr>
       <w:pBdr/>
@@ -21531,9 +21511,9 @@
       </w:tcPr>
     </w:tblStylePr>
   </w:style>
-  <w:style w:type="table" w:styleId="847" w:customStyle="1">
+  <w:style w:type="table" w:styleId="851" w:customStyle="1">
     <w:name w:val="Grid Table 3 - Accent 3"/>
-    <w:basedOn w:val="795"/>
+    <w:basedOn w:val="799"/>
     <w:uiPriority w:val="99"/>
     <w:pPr>
       <w:pBdr/>
@@ -21782,9 +21762,9 @@
       </w:tcPr>
     </w:tblStylePr>
   </w:style>
-  <w:style w:type="table" w:styleId="848" w:customStyle="1">
+  <w:style w:type="table" w:styleId="852" w:customStyle="1">
     <w:name w:val="Grid Table 3 - Accent 4"/>
-    <w:basedOn w:val="795"/>
+    <w:basedOn w:val="799"/>
     <w:uiPriority w:val="99"/>
     <w:pPr>
       <w:pBdr/>
@@ -22033,9 +22013,9 @@
       </w:tcPr>
     </w:tblStylePr>
   </w:style>
-  <w:style w:type="table" w:styleId="849" w:customStyle="1">
+  <w:style w:type="table" w:styleId="853" w:customStyle="1">
     <w:name w:val="Grid Table 3 - Accent 5"/>
-    <w:basedOn w:val="795"/>
+    <w:basedOn w:val="799"/>
     <w:uiPriority w:val="99"/>
     <w:pPr>
       <w:pBdr/>
@@ -22284,9 +22264,9 @@
       </w:tcPr>
     </w:tblStylePr>
   </w:style>
-  <w:style w:type="table" w:styleId="850" w:customStyle="1">
+  <w:style w:type="table" w:styleId="854" w:customStyle="1">
     <w:name w:val="Grid Table 3 - Accent 6"/>
-    <w:basedOn w:val="795"/>
+    <w:basedOn w:val="799"/>
     <w:uiPriority w:val="99"/>
     <w:pPr>
       <w:pBdr/>
@@ -22535,9 +22515,9 @@
       </w:tcPr>
     </w:tblStylePr>
   </w:style>
-  <w:style w:type="table" w:styleId="851" w:customStyle="1">
+  <w:style w:type="table" w:styleId="855" w:customStyle="1">
     <w:name w:val="Grid Table 4"/>
-    <w:basedOn w:val="795"/>
+    <w:basedOn w:val="799"/>
     <w:uiPriority w:val="59"/>
     <w:pPr>
       <w:pBdr/>
@@ -22774,9 +22754,9 @@
       </w:tcPr>
     </w:tblStylePr>
   </w:style>
-  <w:style w:type="table" w:styleId="852" w:customStyle="1">
+  <w:style w:type="table" w:styleId="856" w:customStyle="1">
     <w:name w:val="Grid Table 4 - Accent 1"/>
-    <w:basedOn w:val="795"/>
+    <w:basedOn w:val="799"/>
     <w:uiPriority w:val="59"/>
     <w:pPr>
       <w:pBdr/>
@@ -23013,9 +22993,9 @@
       </w:tcPr>
     </w:tblStylePr>
   </w:style>
-  <w:style w:type="table" w:styleId="853" w:customStyle="1">
+  <w:style w:type="table" w:styleId="857" w:customStyle="1">
     <w:name w:val="Grid Table 4 - Accent 2"/>
-    <w:basedOn w:val="795"/>
+    <w:basedOn w:val="799"/>
     <w:uiPriority w:val="59"/>
     <w:pPr>
       <w:pBdr/>
@@ -23252,9 +23232,9 @@
       </w:tcPr>
     </w:tblStylePr>
   </w:style>
-  <w:style w:type="table" w:styleId="854" w:customStyle="1">
+  <w:style w:type="table" w:styleId="858" w:customStyle="1">
     <w:name w:val="Grid Table 4 - Accent 3"/>
-    <w:basedOn w:val="795"/>
+    <w:basedOn w:val="799"/>
     <w:uiPriority w:val="59"/>
     <w:pPr>
       <w:pBdr/>
@@ -23491,9 +23471,9 @@
       </w:tcPr>
     </w:tblStylePr>
   </w:style>
-  <w:style w:type="table" w:styleId="855" w:customStyle="1">
+  <w:style w:type="table" w:styleId="859" w:customStyle="1">
     <w:name w:val="Grid Table 4 - Accent 4"/>
-    <w:basedOn w:val="795"/>
+    <w:basedOn w:val="799"/>
     <w:uiPriority w:val="59"/>
     <w:pPr>
       <w:pBdr/>
@@ -23730,9 +23710,9 @@
       </w:tcPr>
     </w:tblStylePr>
   </w:style>
-  <w:style w:type="table" w:styleId="856" w:customStyle="1">
+  <w:style w:type="table" w:styleId="860" w:customStyle="1">
     <w:name w:val="Grid Table 4 - Accent 5"/>
-    <w:basedOn w:val="795"/>
+    <w:basedOn w:val="799"/>
     <w:uiPriority w:val="59"/>
     <w:pPr>
       <w:pBdr/>
@@ -23969,9 +23949,9 @@
       </w:tcPr>
     </w:tblStylePr>
   </w:style>
-  <w:style w:type="table" w:styleId="857" w:customStyle="1">
+  <w:style w:type="table" w:styleId="861" w:customStyle="1">
     <w:name w:val="Grid Table 4 - Accent 6"/>
-    <w:basedOn w:val="795"/>
+    <w:basedOn w:val="799"/>
     <w:uiPriority w:val="59"/>
     <w:pPr>
       <w:pBdr/>
@@ -24208,9 +24188,9 @@
       </w:tcPr>
     </w:tblStylePr>
   </w:style>
-  <w:style w:type="table" w:styleId="858" w:customStyle="1">
+  <w:style w:type="table" w:styleId="862" w:customStyle="1">
     <w:name w:val="Grid Table 5 Dark"/>
-    <w:basedOn w:val="795"/>
+    <w:basedOn w:val="799"/>
     <w:uiPriority w:val="99"/>
     <w:pPr>
       <w:pBdr/>
@@ -24442,9 +24422,9 @@
       </w:tcPr>
     </w:tblStylePr>
   </w:style>
-  <w:style w:type="table" w:styleId="859" w:customStyle="1">
+  <w:style w:type="table" w:styleId="863" w:customStyle="1">
     <w:name w:val="Grid Table 5 Dark- Accent 1"/>
-    <w:basedOn w:val="795"/>
+    <w:basedOn w:val="799"/>
     <w:uiPriority w:val="99"/>
     <w:pPr>
       <w:pBdr/>
@@ -24676,9 +24656,9 @@
       </w:tcPr>
     </w:tblStylePr>
   </w:style>
-  <w:style w:type="table" w:styleId="860" w:customStyle="1">
+  <w:style w:type="table" w:styleId="864" w:customStyle="1">
     <w:name w:val="Grid Table 5 Dark - Accent 2"/>
-    <w:basedOn w:val="795"/>
+    <w:basedOn w:val="799"/>
     <w:uiPriority w:val="99"/>
     <w:pPr>
       <w:pBdr/>
@@ -24910,9 +24890,9 @@
       </w:tcPr>
     </w:tblStylePr>
   </w:style>
-  <w:style w:type="table" w:styleId="861" w:customStyle="1">
+  <w:style w:type="table" w:styleId="865" w:customStyle="1">
     <w:name w:val="Grid Table 5 Dark - Accent 3"/>
-    <w:basedOn w:val="795"/>
+    <w:basedOn w:val="799"/>
     <w:uiPriority w:val="99"/>
     <w:pPr>
       <w:pBdr/>
@@ -25144,9 +25124,9 @@
       </w:tcPr>
     </w:tblStylePr>
   </w:style>
-  <w:style w:type="table" w:styleId="862" w:customStyle="1">
+  <w:style w:type="table" w:styleId="866" w:customStyle="1">
     <w:name w:val="Grid Table 5 Dark- Accent 4"/>
-    <w:basedOn w:val="795"/>
+    <w:basedOn w:val="799"/>
     <w:uiPriority w:val="99"/>
     <w:pPr>
       <w:pBdr/>
@@ -25378,9 +25358,9 @@
       </w:tcPr>
     </w:tblStylePr>
   </w:style>
-  <w:style w:type="table" w:styleId="863" w:customStyle="1">
+  <w:style w:type="table" w:styleId="867" w:customStyle="1">
     <w:name w:val="Grid Table 5 Dark - Accent 5"/>
-    <w:basedOn w:val="795"/>
+    <w:basedOn w:val="799"/>
     <w:uiPriority w:val="99"/>
     <w:pPr>
       <w:pBdr/>
@@ -25612,9 +25592,9 @@
       </w:tcPr>
     </w:tblStylePr>
   </w:style>
-  <w:style w:type="table" w:styleId="864" w:customStyle="1">
+  <w:style w:type="table" w:styleId="868" w:customStyle="1">
     <w:name w:val="Grid Table 5 Dark - Accent 6"/>
-    <w:basedOn w:val="795"/>
+    <w:basedOn w:val="799"/>
     <w:uiPriority w:val="99"/>
     <w:pPr>
       <w:pBdr/>
@@ -25846,9 +25826,9 @@
       </w:tcPr>
     </w:tblStylePr>
   </w:style>
-  <w:style w:type="table" w:styleId="865" w:customStyle="1">
+  <w:style w:type="table" w:styleId="869" w:customStyle="1">
     <w:name w:val="Grid Table 6 Colorful"/>
-    <w:basedOn w:val="795"/>
+    <w:basedOn w:val="799"/>
     <w:uiPriority w:val="99"/>
     <w:pPr>
       <w:pBdr/>
@@ -26077,9 +26057,9 @@
       </w:tcPr>
     </w:tblStylePr>
   </w:style>
-  <w:style w:type="table" w:styleId="866" w:customStyle="1">
+  <w:style w:type="table" w:styleId="870" w:customStyle="1">
     <w:name w:val="Grid Table 6 Colorful - Accent 1"/>
-    <w:basedOn w:val="795"/>
+    <w:basedOn w:val="799"/>
     <w:uiPriority w:val="99"/>
     <w:pPr>
       <w:pBdr/>
@@ -26308,9 +26288,9 @@
       </w:tcPr>
     </w:tblStylePr>
   </w:style>
-  <w:style w:type="table" w:styleId="867" w:customStyle="1">
+  <w:style w:type="table" w:styleId="871" w:customStyle="1">
     <w:name w:val="Grid Table 6 Colorful - Accent 2"/>
-    <w:basedOn w:val="795"/>
+    <w:basedOn w:val="799"/>
     <w:uiPriority w:val="99"/>
     <w:pPr>
       <w:pBdr/>
@@ -26539,9 +26519,9 @@
       </w:tcPr>
     </w:tblStylePr>
   </w:style>
-  <w:style w:type="table" w:styleId="868" w:customStyle="1">
+  <w:style w:type="table" w:styleId="872" w:customStyle="1">
     <w:name w:val="Grid Table 6 Colorful - Accent 3"/>
-    <w:basedOn w:val="795"/>
+    <w:basedOn w:val="799"/>
     <w:uiPriority w:val="99"/>
     <w:pPr>
       <w:pBdr/>
@@ -26770,9 +26750,9 @@
       </w:tcPr>
     </w:tblStylePr>
   </w:style>
-  <w:style w:type="table" w:styleId="869" w:customStyle="1">
+  <w:style w:type="table" w:styleId="873" w:customStyle="1">
     <w:name w:val="Grid Table 6 Colorful - Accent 4"/>
-    <w:basedOn w:val="795"/>
+    <w:basedOn w:val="799"/>
     <w:uiPriority w:val="99"/>
     <w:pPr>
       <w:pBdr/>
@@ -27001,9 +26981,9 @@
       </w:tcPr>
     </w:tblStylePr>
   </w:style>
-  <w:style w:type="table" w:styleId="870" w:customStyle="1">
+  <w:style w:type="table" w:styleId="874" w:customStyle="1">
     <w:name w:val="Grid Table 6 Colorful - Accent 5"/>
-    <w:basedOn w:val="795"/>
+    <w:basedOn w:val="799"/>
     <w:uiPriority w:val="99"/>
     <w:pPr>
       <w:pBdr/>
@@ -27232,9 +27212,9 @@
       </w:tcPr>
     </w:tblStylePr>
   </w:style>
-  <w:style w:type="table" w:styleId="871" w:customStyle="1">
+  <w:style w:type="table" w:styleId="875" w:customStyle="1">
     <w:name w:val="Grid Table 6 Colorful - Accent 6"/>
-    <w:basedOn w:val="795"/>
+    <w:basedOn w:val="799"/>
     <w:uiPriority w:val="99"/>
     <w:pPr>
       <w:pBdr/>
@@ -27463,9 +27443,9 @@
       </w:tcPr>
     </w:tblStylePr>
   </w:style>
-  <w:style w:type="table" w:styleId="872" w:customStyle="1">
+  <w:style w:type="table" w:styleId="876" w:customStyle="1">
     <w:name w:val="Grid Table 7 Colorful"/>
-    <w:basedOn w:val="795"/>
+    <w:basedOn w:val="799"/>
     <w:uiPriority w:val="99"/>
     <w:pPr>
       <w:pBdr/>
@@ -27723,9 +27703,9 @@
       </w:tcPr>
     </w:tblStylePr>
   </w:style>
-  <w:style w:type="table" w:styleId="873" w:customStyle="1">
+  <w:style w:type="table" w:styleId="877" w:customStyle="1">
     <w:name w:val="Grid Table 7 Colorful - Accent 1"/>
-    <w:basedOn w:val="795"/>
+    <w:basedOn w:val="799"/>
     <w:uiPriority w:val="99"/>
     <w:pPr>
       <w:pBdr/>
@@ -27983,9 +27963,9 @@
       </w:tcPr>
     </w:tblStylePr>
   </w:style>
-  <w:style w:type="table" w:styleId="874" w:customStyle="1">
+  <w:style w:type="table" w:styleId="878" w:customStyle="1">
     <w:name w:val="Grid Table 7 Colorful - Accent 2"/>
-    <w:basedOn w:val="795"/>
+    <w:basedOn w:val="799"/>
     <w:uiPriority w:val="99"/>
     <w:pPr>
       <w:pBdr/>
@@ -28243,9 +28223,9 @@
       </w:tcPr>
     </w:tblStylePr>
   </w:style>
-  <w:style w:type="table" w:styleId="875" w:customStyle="1">
+  <w:style w:type="table" w:styleId="879" w:customStyle="1">
     <w:name w:val="Grid Table 7 Colorful - Accent 3"/>
-    <w:basedOn w:val="795"/>
+    <w:basedOn w:val="799"/>
     <w:uiPriority w:val="99"/>
     <w:pPr>
       <w:pBdr/>
@@ -28503,9 +28483,9 @@
       </w:tcPr>
     </w:tblStylePr>
   </w:style>
-  <w:style w:type="table" w:styleId="876" w:customStyle="1">
+  <w:style w:type="table" w:styleId="880" w:customStyle="1">
     <w:name w:val="Grid Table 7 Colorful - Accent 4"/>
-    <w:basedOn w:val="795"/>
+    <w:basedOn w:val="799"/>
     <w:uiPriority w:val="99"/>
     <w:pPr>
       <w:pBdr/>
@@ -28763,9 +28743,9 @@
       </w:tcPr>
     </w:tblStylePr>
   </w:style>
-  <w:style w:type="table" w:styleId="877" w:customStyle="1">
+  <w:style w:type="table" w:styleId="881" w:customStyle="1">
     <w:name w:val="Grid Table 7 Colorful - Accent 5"/>
-    <w:basedOn w:val="795"/>
+    <w:basedOn w:val="799"/>
     <w:uiPriority w:val="99"/>
     <w:pPr>
       <w:pBdr/>
@@ -29023,9 +29003,9 @@
       </w:tcPr>
     </w:tblStylePr>
   </w:style>
-  <w:style w:type="table" w:styleId="878" w:customStyle="1">
+  <w:style w:type="table" w:styleId="882" w:customStyle="1">
     <w:name w:val="Grid Table 7 Colorful - Accent 6"/>
-    <w:basedOn w:val="795"/>
+    <w:basedOn w:val="799"/>
     <w:uiPriority w:val="99"/>
     <w:pPr>
       <w:pBdr/>
@@ -29283,9 +29263,9 @@
       </w:tcPr>
     </w:tblStylePr>
   </w:style>
-  <w:style w:type="table" w:styleId="879" w:customStyle="1">
+  <w:style w:type="table" w:styleId="883" w:customStyle="1">
     <w:name w:val="List Table 1 Light"/>
-    <w:basedOn w:val="795"/>
+    <w:basedOn w:val="799"/>
     <w:uiPriority w:val="99"/>
     <w:pPr>
       <w:pBdr/>
@@ -29505,9 +29485,9 @@
       </w:tcPr>
     </w:tblStylePr>
   </w:style>
-  <w:style w:type="table" w:styleId="880" w:customStyle="1">
+  <w:style w:type="table" w:styleId="884" w:customStyle="1">
     <w:name w:val="List Table 1 Light - Accent 1"/>
-    <w:basedOn w:val="795"/>
+    <w:basedOn w:val="799"/>
     <w:uiPriority w:val="99"/>
     <w:pPr>
       <w:pBdr/>
@@ -29727,9 +29707,9 @@
       </w:tcPr>
     </w:tblStylePr>
   </w:style>
-  <w:style w:type="table" w:styleId="881" w:customStyle="1">
+  <w:style w:type="table" w:styleId="885" w:customStyle="1">
     <w:name w:val="List Table 1 Light - Accent 2"/>
-    <w:basedOn w:val="795"/>
+    <w:basedOn w:val="799"/>
     <w:uiPriority w:val="99"/>
     <w:pPr>
       <w:pBdr/>
@@ -29949,9 +29929,9 @@
       </w:tcPr>
     </w:tblStylePr>
   </w:style>
-  <w:style w:type="table" w:styleId="882" w:customStyle="1">
+  <w:style w:type="table" w:styleId="886" w:customStyle="1">
     <w:name w:val="List Table 1 Light - Accent 3"/>
-    <w:basedOn w:val="795"/>
+    <w:basedOn w:val="799"/>
     <w:uiPriority w:val="99"/>
     <w:pPr>
       <w:pBdr/>
@@ -30171,9 +30151,9 @@
       </w:tcPr>
     </w:tblStylePr>
   </w:style>
-  <w:style w:type="table" w:styleId="883" w:customStyle="1">
+  <w:style w:type="table" w:styleId="887" w:customStyle="1">
     <w:name w:val="List Table 1 Light - Accent 4"/>
-    <w:basedOn w:val="795"/>
+    <w:basedOn w:val="799"/>
     <w:uiPriority w:val="99"/>
     <w:pPr>
       <w:pBdr/>
@@ -30393,9 +30373,9 @@
       </w:tcPr>
     </w:tblStylePr>
   </w:style>
-  <w:style w:type="table" w:styleId="884" w:customStyle="1">
+  <w:style w:type="table" w:styleId="888" w:customStyle="1">
     <w:name w:val="List Table 1 Light - Accent 5"/>
-    <w:basedOn w:val="795"/>
+    <w:basedOn w:val="799"/>
     <w:uiPriority w:val="99"/>
     <w:pPr>
       <w:pBdr/>
@@ -30615,9 +30595,9 @@
       </w:tcPr>
     </w:tblStylePr>
   </w:style>
-  <w:style w:type="table" w:styleId="885" w:customStyle="1">
+  <w:style w:type="table" w:styleId="889" w:customStyle="1">
     <w:name w:val="List Table 1 Light - Accent 6"/>
-    <w:basedOn w:val="795"/>
+    <w:basedOn w:val="799"/>
     <w:uiPriority w:val="99"/>
     <w:pPr>
       <w:pBdr/>
@@ -30837,9 +30817,9 @@
       </w:tcPr>
     </w:tblStylePr>
   </w:style>
-  <w:style w:type="table" w:styleId="886" w:customStyle="1">
+  <w:style w:type="table" w:styleId="890" w:customStyle="1">
     <w:name w:val="List Table 2"/>
-    <w:basedOn w:val="795"/>
+    <w:basedOn w:val="799"/>
     <w:uiPriority w:val="99"/>
     <w:pPr>
       <w:pBdr/>
@@ -31081,9 +31061,9 @@
       </w:tcPr>
     </w:tblStylePr>
   </w:style>
-  <w:style w:type="table" w:styleId="887" w:customStyle="1">
+  <w:style w:type="table" w:styleId="891" w:customStyle="1">
     <w:name w:val="List Table 2 - Accent 1"/>
-    <w:basedOn w:val="795"/>
+    <w:basedOn w:val="799"/>
     <w:uiPriority w:val="99"/>
     <w:pPr>
       <w:pBdr/>
@@ -31325,9 +31305,9 @@
       </w:tcPr>
     </w:tblStylePr>
   </w:style>
-  <w:style w:type="table" w:styleId="888" w:customStyle="1">
+  <w:style w:type="table" w:styleId="892" w:customStyle="1">
     <w:name w:val="List Table 2 - Accent 2"/>
-    <w:basedOn w:val="795"/>
+    <w:basedOn w:val="799"/>
     <w:uiPriority w:val="99"/>
     <w:pPr>
       <w:pBdr/>
@@ -31569,9 +31549,9 @@
       </w:tcPr>
     </w:tblStylePr>
   </w:style>
-  <w:style w:type="table" w:styleId="889" w:customStyle="1">
+  <w:style w:type="table" w:styleId="893" w:customStyle="1">
     <w:name w:val="List Table 2 - Accent 3"/>
-    <w:basedOn w:val="795"/>
+    <w:basedOn w:val="799"/>
     <w:uiPriority w:val="99"/>
     <w:pPr>
       <w:pBdr/>
@@ -31813,9 +31793,9 @@
       </w:tcPr>
     </w:tblStylePr>
   </w:style>
-  <w:style w:type="table" w:styleId="890" w:customStyle="1">
+  <w:style w:type="table" w:styleId="894" w:customStyle="1">
     <w:name w:val="List Table 2 - Accent 4"/>
-    <w:basedOn w:val="795"/>
+    <w:basedOn w:val="799"/>
     <w:uiPriority w:val="99"/>
     <w:pPr>
       <w:pBdr/>
@@ -32057,9 +32037,9 @@
       </w:tcPr>
     </w:tblStylePr>
   </w:style>
-  <w:style w:type="table" w:styleId="891" w:customStyle="1">
+  <w:style w:type="table" w:styleId="895" w:customStyle="1">
     <w:name w:val="List Table 2 - Accent 5"/>
-    <w:basedOn w:val="795"/>
+    <w:basedOn w:val="799"/>
     <w:uiPriority w:val="99"/>
     <w:pPr>
       <w:pBdr/>
@@ -32301,9 +32281,9 @@
       </w:tcPr>
     </w:tblStylePr>
   </w:style>
-  <w:style w:type="table" w:styleId="892" w:customStyle="1">
+  <w:style w:type="table" w:styleId="896" w:customStyle="1">
     <w:name w:val="List Table 2 - Accent 6"/>
-    <w:basedOn w:val="795"/>
+    <w:basedOn w:val="799"/>
     <w:uiPriority w:val="99"/>
     <w:pPr>
       <w:pBdr/>
@@ -32545,9 +32525,9 @@
       </w:tcPr>
     </w:tblStylePr>
   </w:style>
-  <w:style w:type="table" w:styleId="893" w:customStyle="1">
+  <w:style w:type="table" w:styleId="897" w:customStyle="1">
     <w:name w:val="List Table 3"/>
-    <w:basedOn w:val="795"/>
+    <w:basedOn w:val="799"/>
     <w:uiPriority w:val="99"/>
     <w:pPr>
       <w:pBdr/>
@@ -32779,9 +32759,9 @@
       </w:tcPr>
     </w:tblStylePr>
   </w:style>
-  <w:style w:type="table" w:styleId="894" w:customStyle="1">
+  <w:style w:type="table" w:styleId="898" w:customStyle="1">
     <w:name w:val="List Table 3 - Accent 1"/>
-    <w:basedOn w:val="795"/>
+    <w:basedOn w:val="799"/>
     <w:uiPriority w:val="99"/>
     <w:pPr>
       <w:pBdr/>
@@ -33013,9 +32993,9 @@
       </w:tcPr>
     </w:tblStylePr>
   </w:style>
-  <w:style w:type="table" w:styleId="895" w:customStyle="1">
+  <w:style w:type="table" w:styleId="899" w:customStyle="1">
     <w:name w:val="List Table 3 - Accent 2"/>
-    <w:basedOn w:val="795"/>
+    <w:basedOn w:val="799"/>
     <w:uiPriority w:val="99"/>
     <w:pPr>
       <w:pBdr/>
@@ -33247,9 +33227,9 @@
       </w:tcPr>
     </w:tblStylePr>
   </w:style>
-  <w:style w:type="table" w:styleId="896" w:customStyle="1">
+  <w:style w:type="table" w:styleId="900" w:customStyle="1">
     <w:name w:val="List Table 3 - Accent 3"/>
-    <w:basedOn w:val="795"/>
+    <w:basedOn w:val="799"/>
     <w:uiPriority w:val="99"/>
     <w:pPr>
       <w:pBdr/>
@@ -33481,9 +33461,9 @@
       </w:tcPr>
     </w:tblStylePr>
   </w:style>
-  <w:style w:type="table" w:styleId="897" w:customStyle="1">
+  <w:style w:type="table" w:styleId="901" w:customStyle="1">
     <w:name w:val="List Table 3 - Accent 4"/>
-    <w:basedOn w:val="795"/>
+    <w:basedOn w:val="799"/>
     <w:uiPriority w:val="99"/>
     <w:pPr>
       <w:pBdr/>
@@ -33715,9 +33695,9 @@
       </w:tcPr>
     </w:tblStylePr>
   </w:style>
-  <w:style w:type="table" w:styleId="898" w:customStyle="1">
+  <w:style w:type="table" w:styleId="902" w:customStyle="1">
     <w:name w:val="List Table 3 - Accent 5"/>
-    <w:basedOn w:val="795"/>
+    <w:basedOn w:val="799"/>
     <w:uiPriority w:val="99"/>
     <w:pPr>
       <w:pBdr/>
@@ -33949,9 +33929,9 @@
       </w:tcPr>
     </w:tblStylePr>
   </w:style>
-  <w:style w:type="table" w:styleId="899" w:customStyle="1">
+  <w:style w:type="table" w:styleId="903" w:customStyle="1">
     <w:name w:val="List Table 3 - Accent 6"/>
-    <w:basedOn w:val="795"/>
+    <w:basedOn w:val="799"/>
     <w:uiPriority w:val="99"/>
     <w:pPr>
       <w:pBdr/>
@@ -34183,9 +34163,9 @@
       </w:tcPr>
     </w:tblStylePr>
   </w:style>
-  <w:style w:type="table" w:styleId="900" w:customStyle="1">
+  <w:style w:type="table" w:styleId="904" w:customStyle="1">
     <w:name w:val="List Table 4"/>
-    <w:basedOn w:val="795"/>
+    <w:basedOn w:val="799"/>
     <w:uiPriority w:val="99"/>
     <w:pPr>
       <w:pBdr/>
@@ -34414,9 +34394,9 @@
       </w:tcPr>
     </w:tblStylePr>
   </w:style>
-  <w:style w:type="table" w:styleId="901" w:customStyle="1">
+  <w:style w:type="table" w:styleId="905" w:customStyle="1">
     <w:name w:val="List Table 4 - Accent 1"/>
-    <w:basedOn w:val="795"/>
+    <w:basedOn w:val="799"/>
     <w:uiPriority w:val="99"/>
     <w:pPr>
       <w:pBdr/>
@@ -34645,9 +34625,9 @@
       </w:tcPr>
     </w:tblStylePr>
   </w:style>
-  <w:style w:type="table" w:styleId="902" w:customStyle="1">
+  <w:style w:type="table" w:styleId="906" w:customStyle="1">
     <w:name w:val="List Table 4 - Accent 2"/>
-    <w:basedOn w:val="795"/>
+    <w:basedOn w:val="799"/>
     <w:uiPriority w:val="99"/>
     <w:pPr>
       <w:pBdr/>
@@ -34876,9 +34856,9 @@
       </w:tcPr>
     </w:tblStylePr>
   </w:style>
-  <w:style w:type="table" w:styleId="903" w:customStyle="1">
+  <w:style w:type="table" w:styleId="907" w:customStyle="1">
     <w:name w:val="List Table 4 - Accent 3"/>
-    <w:basedOn w:val="795"/>
+    <w:basedOn w:val="799"/>
     <w:uiPriority w:val="99"/>
     <w:pPr>
       <w:pBdr/>
@@ -35107,9 +35087,9 @@
       </w:tcPr>
     </w:tblStylePr>
   </w:style>
-  <w:style w:type="table" w:styleId="904" w:customStyle="1">
+  <w:style w:type="table" w:styleId="908" w:customStyle="1">
     <w:name w:val="List Table 4 - Accent 4"/>
-    <w:basedOn w:val="795"/>
+    <w:basedOn w:val="799"/>
     <w:uiPriority w:val="99"/>
     <w:pPr>
       <w:pBdr/>
@@ -35338,9 +35318,9 @@
       </w:tcPr>
     </w:tblStylePr>
   </w:style>
-  <w:style w:type="table" w:styleId="905" w:customStyle="1">
+  <w:style w:type="table" w:styleId="909" w:customStyle="1">
     <w:name w:val="List Table 4 - Accent 5"/>
-    <w:basedOn w:val="795"/>
+    <w:basedOn w:val="799"/>
     <w:uiPriority w:val="99"/>
     <w:pPr>
       <w:pBdr/>
@@ -35569,9 +35549,9 @@
       </w:tcPr>
     </w:tblStylePr>
   </w:style>
-  <w:style w:type="table" w:styleId="906" w:customStyle="1">
+  <w:style w:type="table" w:styleId="910" w:customStyle="1">
     <w:name w:val="List Table 4 - Accent 6"/>
-    <w:basedOn w:val="795"/>
+    <w:basedOn w:val="799"/>
     <w:uiPriority w:val="99"/>
     <w:pPr>
       <w:pBdr/>
@@ -35800,9 +35780,9 @@
       </w:tcPr>
     </w:tblStylePr>
   </w:style>
-  <w:style w:type="table" w:styleId="907" w:customStyle="1">
+  <w:style w:type="table" w:styleId="911" w:customStyle="1">
     <w:name w:val="List Table 5 Dark"/>
-    <w:basedOn w:val="795"/>
+    <w:basedOn w:val="799"/>
     <w:uiPriority w:val="99"/>
     <w:pPr>
       <w:pBdr/>
@@ -36043,9 +36023,9 @@
       </w:tcPr>
     </w:tblStylePr>
   </w:style>
-  <w:style w:type="table" w:styleId="908" w:customStyle="1">
+  <w:style w:type="table" w:styleId="912" w:customStyle="1">
     <w:name w:val="List Table 5 Dark - Accent 1"/>
-    <w:basedOn w:val="795"/>
+    <w:basedOn w:val="799"/>
     <w:uiPriority w:val="99"/>
     <w:pPr>
       <w:pBdr/>
@@ -36286,9 +36266,9 @@
       </w:tcPr>
     </w:tblStylePr>
   </w:style>
-  <w:style w:type="table" w:styleId="909" w:customStyle="1">
+  <w:style w:type="table" w:styleId="913" w:customStyle="1">
     <w:name w:val="List Table 5 Dark - Accent 2"/>
-    <w:basedOn w:val="795"/>
+    <w:basedOn w:val="799"/>
     <w:uiPriority w:val="99"/>
     <w:pPr>
       <w:pBdr/>
@@ -36529,9 +36509,9 @@
       </w:tcPr>
     </w:tblStylePr>
   </w:style>
-  <w:style w:type="table" w:styleId="910" w:customStyle="1">
+  <w:style w:type="table" w:styleId="914" w:customStyle="1">
     <w:name w:val="List Table 5 Dark - Accent 3"/>
-    <w:basedOn w:val="795"/>
+    <w:basedOn w:val="799"/>
     <w:uiPriority w:val="99"/>
     <w:pPr>
       <w:pBdr/>
@@ -36772,9 +36752,9 @@
       </w:tcPr>
     </w:tblStylePr>
   </w:style>
-  <w:style w:type="table" w:styleId="911" w:customStyle="1">
+  <w:style w:type="table" w:styleId="915" w:customStyle="1">
     <w:name w:val="List Table 5 Dark - Accent 4"/>
-    <w:basedOn w:val="795"/>
+    <w:basedOn w:val="799"/>
     <w:uiPriority w:val="99"/>
     <w:pPr>
       <w:pBdr/>
@@ -37015,9 +36995,9 @@
       </w:tcPr>
     </w:tblStylePr>
   </w:style>
-  <w:style w:type="table" w:styleId="912" w:customStyle="1">
+  <w:style w:type="table" w:styleId="916" w:customStyle="1">
     <w:name w:val="List Table 5 Dark - Accent 5"/>
-    <w:basedOn w:val="795"/>
+    <w:basedOn w:val="799"/>
     <w:uiPriority w:val="99"/>
     <w:pPr>
       <w:pBdr/>
@@ -37258,9 +37238,9 @@
       </w:tcPr>
     </w:tblStylePr>
   </w:style>
-  <w:style w:type="table" w:styleId="913" w:customStyle="1">
+  <w:style w:type="table" w:styleId="917" w:customStyle="1">
     <w:name w:val="List Table 5 Dark - Accent 6"/>
-    <w:basedOn w:val="795"/>
+    <w:basedOn w:val="799"/>
     <w:uiPriority w:val="99"/>
     <w:pPr>
       <w:pBdr/>
@@ -37501,9 +37481,9 @@
       </w:tcPr>
     </w:tblStylePr>
   </w:style>
-  <w:style w:type="table" w:styleId="914" w:customStyle="1">
+  <w:style w:type="table" w:styleId="918" w:customStyle="1">
     <w:name w:val="List Table 6 Colorful"/>
-    <w:basedOn w:val="795"/>
+    <w:basedOn w:val="799"/>
     <w:uiPriority w:val="99"/>
     <w:pPr>
       <w:pBdr/>
@@ -37730,9 +37710,9 @@
       </w:tcPr>
     </w:tblStylePr>
   </w:style>
-  <w:style w:type="table" w:styleId="915" w:customStyle="1">
+  <w:style w:type="table" w:styleId="919" w:customStyle="1">
     <w:name w:val="List Table 6 Colorful - Accent 1"/>
-    <w:basedOn w:val="795"/>
+    <w:basedOn w:val="799"/>
     <w:uiPriority w:val="99"/>
     <w:pPr>
       <w:pBdr/>
@@ -37959,9 +37939,9 @@
       </w:tcPr>
     </w:tblStylePr>
   </w:style>
-  <w:style w:type="table" w:styleId="916" w:customStyle="1">
+  <w:style w:type="table" w:styleId="920" w:customStyle="1">
     <w:name w:val="List Table 6 Colorful - Accent 2"/>
-    <w:basedOn w:val="795"/>
+    <w:basedOn w:val="799"/>
     <w:uiPriority w:val="99"/>
     <w:pPr>
       <w:pBdr/>
@@ -38188,9 +38168,9 @@
       </w:tcPr>
     </w:tblStylePr>
   </w:style>
-  <w:style w:type="table" w:styleId="917" w:customStyle="1">
+  <w:style w:type="table" w:styleId="921" w:customStyle="1">
     <w:name w:val="List Table 6 Colorful - Accent 3"/>
-    <w:basedOn w:val="795"/>
+    <w:basedOn w:val="799"/>
     <w:uiPriority w:val="99"/>
     <w:pPr>
       <w:pBdr/>
@@ -38417,9 +38397,9 @@
       </w:tcPr>
     </w:tblStylePr>
   </w:style>
-  <w:style w:type="table" w:styleId="918" w:customStyle="1">
+  <w:style w:type="table" w:styleId="922" w:customStyle="1">
     <w:name w:val="List Table 6 Colorful - Accent 4"/>
-    <w:basedOn w:val="795"/>
+    <w:basedOn w:val="799"/>
     <w:uiPriority w:val="99"/>
     <w:pPr>
       <w:pBdr/>
@@ -38646,9 +38626,9 @@
       </w:tcPr>
     </w:tblStylePr>
   </w:style>
-  <w:style w:type="table" w:styleId="919" w:customStyle="1">
+  <w:style w:type="table" w:styleId="923" w:customStyle="1">
     <w:name w:val="List Table 6 Colorful - Accent 5"/>
-    <w:basedOn w:val="795"/>
+    <w:basedOn w:val="799"/>
     <w:uiPriority w:val="99"/>
     <w:pPr>
       <w:pBdr/>
@@ -38875,9 +38855,9 @@
       </w:tcPr>
     </w:tblStylePr>
   </w:style>
-  <w:style w:type="table" w:styleId="920" w:customStyle="1">
+  <w:style w:type="table" w:styleId="924" w:customStyle="1">
     <w:name w:val="List Table 6 Colorful - Accent 6"/>
-    <w:basedOn w:val="795"/>
+    <w:basedOn w:val="799"/>
     <w:uiPriority w:val="99"/>
     <w:pPr>
       <w:pBdr/>
@@ -39104,9 +39084,9 @@
       </w:tcPr>
     </w:tblStylePr>
   </w:style>
-  <w:style w:type="table" w:styleId="921" w:customStyle="1">
+  <w:style w:type="table" w:styleId="925" w:customStyle="1">
     <w:name w:val="List Table 7 Colorful"/>
-    <w:basedOn w:val="795"/>
+    <w:basedOn w:val="799"/>
     <w:uiPriority w:val="99"/>
     <w:pPr>
       <w:pBdr/>
@@ -39361,9 +39341,9 @@
       </w:tcPr>
     </w:tblStylePr>
   </w:style>
-  <w:style w:type="table" w:styleId="922" w:customStyle="1">
+  <w:style w:type="table" w:styleId="926" w:customStyle="1">
     <w:name w:val="List Table 7 Colorful - Accent 1"/>
-    <w:basedOn w:val="795"/>
+    <w:basedOn w:val="799"/>
     <w:uiPriority w:val="99"/>
     <w:pPr>
       <w:pBdr/>
@@ -39618,9 +39598,9 @@
       </w:tcPr>
     </w:tblStylePr>
   </w:style>
-  <w:style w:type="table" w:styleId="923" w:customStyle="1">
+  <w:style w:type="table" w:styleId="927" w:customStyle="1">
     <w:name w:val="List Table 7 Colorful - Accent 2"/>
-    <w:basedOn w:val="795"/>
+    <w:basedOn w:val="799"/>
     <w:uiPriority w:val="99"/>
     <w:pPr>
       <w:pBdr/>
@@ -39875,9 +39855,9 @@
       </w:tcPr>
     </w:tblStylePr>
   </w:style>
-  <w:style w:type="table" w:styleId="924" w:customStyle="1">
+  <w:style w:type="table" w:styleId="928" w:customStyle="1">
     <w:name w:val="List Table 7 Colorful - Accent 3"/>
-    <w:basedOn w:val="795"/>
+    <w:basedOn w:val="799"/>
     <w:uiPriority w:val="99"/>
     <w:pPr>
       <w:pBdr/>
@@ -40132,9 +40112,9 @@
       </w:tcPr>
     </w:tblStylePr>
   </w:style>
-  <w:style w:type="table" w:styleId="925" w:customStyle="1">
+  <w:style w:type="table" w:styleId="929" w:customStyle="1">
     <w:name w:val="List Table 7 Colorful - Accent 4"/>
-    <w:basedOn w:val="795"/>
+    <w:basedOn w:val="799"/>
     <w:uiPriority w:val="99"/>
     <w:pPr>
       <w:pBdr/>
@@ -40389,9 +40369,9 @@
       </w:tcPr>
     </w:tblStylePr>
   </w:style>
-  <w:style w:type="table" w:styleId="926" w:customStyle="1">
+  <w:style w:type="table" w:styleId="930" w:customStyle="1">
     <w:name w:val="List Table 7 Colorful - Accent 5"/>
-    <w:basedOn w:val="795"/>
+    <w:basedOn w:val="799"/>
     <w:uiPriority w:val="99"/>
     <w:pPr>
       <w:pBdr/>
@@ -40646,9 +40626,9 @@
       </w:tcPr>
     </w:tblStylePr>
   </w:style>
-  <w:style w:type="table" w:styleId="927" w:customStyle="1">
+  <w:style w:type="table" w:styleId="931" w:customStyle="1">
     <w:name w:val="List Table 7 Colorful - Accent 6"/>
-    <w:basedOn w:val="795"/>
+    <w:basedOn w:val="799"/>
     <w:uiPriority w:val="99"/>
     <w:pPr>
       <w:pBdr/>
@@ -40903,9 +40883,9 @@
       </w:tcPr>
     </w:tblStylePr>
   </w:style>
-  <w:style w:type="table" w:styleId="928" w:customStyle="1">
+  <w:style w:type="table" w:styleId="932" w:customStyle="1">
     <w:name w:val="Lined - Accent"/>
-    <w:basedOn w:val="795"/>
+    <w:basedOn w:val="799"/>
     <w:uiPriority w:val="99"/>
     <w:pPr>
       <w:pBdr/>
@@ -41146,9 +41126,9 @@
       </w:tcPr>
     </w:tblStylePr>
   </w:style>
-  <w:style w:type="table" w:styleId="929" w:customStyle="1">
+  <w:style w:type="table" w:styleId="933" w:customStyle="1">
     <w:name w:val="Lined - Accent 1"/>
-    <w:basedOn w:val="795"/>
+    <w:basedOn w:val="799"/>
     <w:uiPriority w:val="99"/>
     <w:pPr>
       <w:pBdr/>
@@ -41389,9 +41369,9 @@
       </w:tcPr>
     </w:tblStylePr>
   </w:style>
-  <w:style w:type="table" w:styleId="930" w:customStyle="1">
+  <w:style w:type="table" w:styleId="934" w:customStyle="1">
     <w:name w:val="Lined - Accent 2"/>
-    <w:basedOn w:val="795"/>
+    <w:basedOn w:val="799"/>
     <w:uiPriority w:val="99"/>
     <w:pPr>
       <w:pBdr/>
@@ -41632,9 +41612,9 @@
       </w:tcPr>
     </w:tblStylePr>
   </w:style>
-  <w:style w:type="table" w:styleId="931" w:customStyle="1">
+  <w:style w:type="table" w:styleId="935" w:customStyle="1">
     <w:name w:val="Lined - Accent 3"/>
-    <w:basedOn w:val="795"/>
+    <w:basedOn w:val="799"/>
     <w:uiPriority w:val="99"/>
     <w:pPr>
       <w:pBdr/>
@@ -41875,9 +41855,9 @@
       </w:tcPr>
     </w:tblStylePr>
   </w:style>
-  <w:style w:type="table" w:styleId="932" w:customStyle="1">
+  <w:style w:type="table" w:styleId="936" w:customStyle="1">
     <w:name w:val="Lined - Accent 4"/>
-    <w:basedOn w:val="795"/>
+    <w:basedOn w:val="799"/>
     <w:uiPriority w:val="99"/>
     <w:pPr>
       <w:pBdr/>
@@ -42118,9 +42098,9 @@
       </w:tcPr>
     </w:tblStylePr>
   </w:style>
-  <w:style w:type="table" w:styleId="933" w:customStyle="1">
+  <w:style w:type="table" w:styleId="937" w:customStyle="1">
     <w:name w:val="Lined - Accent 5"/>
-    <w:basedOn w:val="795"/>
+    <w:basedOn w:val="799"/>
     <w:uiPriority w:val="99"/>
     <w:pPr>
       <w:pBdr/>
@@ -42361,9 +42341,9 @@
       </w:tcPr>
     </w:tblStylePr>
   </w:style>
-  <w:style w:type="table" w:styleId="934" w:customStyle="1">
+  <w:style w:type="table" w:styleId="938" w:customStyle="1">
     <w:name w:val="Lined - Accent 6"/>
-    <w:basedOn w:val="795"/>
+    <w:basedOn w:val="799"/>
     <w:uiPriority w:val="99"/>
     <w:pPr>
       <w:pBdr/>
@@ -42604,9 +42584,9 @@
       </w:tcPr>
     </w:tblStylePr>
   </w:style>
-  <w:style w:type="table" w:styleId="935" w:customStyle="1">
+  <w:style w:type="table" w:styleId="939" w:customStyle="1">
     <w:name w:val="Bordered &amp; Lined - Accent"/>
-    <w:basedOn w:val="795"/>
+    <w:basedOn w:val="799"/>
     <w:uiPriority w:val="99"/>
     <w:pPr>
       <w:pBdr/>
@@ -42854,9 +42834,9 @@
       </w:tcPr>
     </w:tblStylePr>
   </w:style>
-  <w:style w:type="table" w:styleId="936" w:customStyle="1">
+  <w:style w:type="table" w:styleId="940" w:customStyle="1">
     <w:name w:val="Bordered &amp; Lined - Accent 1"/>
-    <w:basedOn w:val="795"/>
+    <w:basedOn w:val="799"/>
     <w:uiPriority w:val="99"/>
     <w:pPr>
       <w:pBdr/>
@@ -43104,9 +43084,9 @@
       </w:tcPr>
     </w:tblStylePr>
   </w:style>
-  <w:style w:type="table" w:styleId="937" w:customStyle="1">
+  <w:style w:type="table" w:styleId="941" w:customStyle="1">
     <w:name w:val="Bordered &amp; Lined - Accent 2"/>
-    <w:basedOn w:val="795"/>
+    <w:basedOn w:val="799"/>
     <w:uiPriority w:val="99"/>
     <w:pPr>
       <w:pBdr/>
@@ -43354,9 +43334,9 @@
       </w:tcPr>
     </w:tblStylePr>
   </w:style>
-  <w:style w:type="table" w:styleId="938" w:customStyle="1">
+  <w:style w:type="table" w:styleId="942" w:customStyle="1">
     <w:name w:val="Bordered &amp; Lined - Accent 3"/>
-    <w:basedOn w:val="795"/>
+    <w:basedOn w:val="799"/>
     <w:uiPriority w:val="99"/>
     <w:pPr>
       <w:pBdr/>
@@ -43604,9 +43584,9 @@
       </w:tcPr>
     </w:tblStylePr>
   </w:style>
-  <w:style w:type="table" w:styleId="939" w:customStyle="1">
+  <w:style w:type="table" w:styleId="943" w:customStyle="1">
     <w:name w:val="Bordered &amp; Lined - Accent 4"/>
-    <w:basedOn w:val="795"/>
+    <w:basedOn w:val="799"/>
     <w:uiPriority w:val="99"/>
     <w:pPr>
       <w:pBdr/>
@@ -43854,9 +43834,9 @@
       </w:tcPr>
     </w:tblStylePr>
   </w:style>
-  <w:style w:type="table" w:styleId="940" w:customStyle="1">
+  <w:style w:type="table" w:styleId="944" w:customStyle="1">
     <w:name w:val="Bordered &amp; Lined - Accent 5"/>
-    <w:basedOn w:val="795"/>
+    <w:basedOn w:val="799"/>
     <w:uiPriority w:val="99"/>
     <w:pPr>
       <w:pBdr/>
@@ -44104,9 +44084,9 @@
       </w:tcPr>
     </w:tblStylePr>
   </w:style>
-  <w:style w:type="table" w:styleId="941" w:customStyle="1">
+  <w:style w:type="table" w:styleId="945" w:customStyle="1">
     <w:name w:val="Bordered &amp; Lined - Accent 6"/>
-    <w:basedOn w:val="795"/>
+    <w:basedOn w:val="799"/>
     <w:uiPriority w:val="99"/>
     <w:pPr>
       <w:pBdr/>
@@ -44354,9 +44334,9 @@
       </w:tcPr>
     </w:tblStylePr>
   </w:style>
-  <w:style w:type="table" w:styleId="942" w:customStyle="1">
+  <w:style w:type="table" w:styleId="946" w:customStyle="1">
     <w:name w:val="Bordered"/>
-    <w:basedOn w:val="795"/>
+    <w:basedOn w:val="799"/>
     <w:uiPriority w:val="99"/>
     <w:pPr>
       <w:pBdr/>
@@ -44591,9 +44571,9 @@
       </w:tcPr>
     </w:tblStylePr>
   </w:style>
-  <w:style w:type="table" w:styleId="943" w:customStyle="1">
+  <w:style w:type="table" w:styleId="947" w:customStyle="1">
     <w:name w:val="Bordered - Accent 1"/>
-    <w:basedOn w:val="795"/>
+    <w:basedOn w:val="799"/>
     <w:uiPriority w:val="99"/>
     <w:pPr>
       <w:pBdr/>
@@ -44828,9 +44808,9 @@
       </w:tcPr>
     </w:tblStylePr>
   </w:style>
-  <w:style w:type="table" w:styleId="944" w:customStyle="1">
+  <w:style w:type="table" w:styleId="948" w:customStyle="1">
     <w:name w:val="Bordered - Accent 2"/>
-    <w:basedOn w:val="795"/>
+    <w:basedOn w:val="799"/>
     <w:uiPriority w:val="99"/>
     <w:pPr>
       <w:pBdr/>
@@ -45065,9 +45045,9 @@
       </w:tcPr>
     </w:tblStylePr>
   </w:style>
-  <w:style w:type="table" w:styleId="945" w:customStyle="1">
+  <w:style w:type="table" w:styleId="949" w:customStyle="1">
     <w:name w:val="Bordered - Accent 3"/>
-    <w:basedOn w:val="795"/>
+    <w:basedOn w:val="799"/>
     <w:uiPriority w:val="99"/>
     <w:pPr>
       <w:pBdr/>
@@ -45302,9 +45282,9 @@
       </w:tcPr>
     </w:tblStylePr>
   </w:style>
-  <w:style w:type="table" w:styleId="946" w:customStyle="1">
+  <w:style w:type="table" w:styleId="950" w:customStyle="1">
     <w:name w:val="Bordered - Accent 4"/>
-    <w:basedOn w:val="795"/>
+    <w:basedOn w:val="799"/>
     <w:uiPriority w:val="99"/>
     <w:pPr>
       <w:pBdr/>
@@ -45539,9 +45519,9 @@
       </w:tcPr>
     </w:tblStylePr>
   </w:style>
-  <w:style w:type="table" w:styleId="947" w:customStyle="1">
+  <w:style w:type="table" w:styleId="951" w:customStyle="1">
     <w:name w:val="Bordered - Accent 5"/>
-    <w:basedOn w:val="795"/>
+    <w:basedOn w:val="799"/>
     <w:uiPriority w:val="99"/>
     <w:pPr>
       <w:pBdr/>
@@ -45776,9 +45756,9 @@
       </w:tcPr>
     </w:tblStylePr>
   </w:style>
-  <w:style w:type="table" w:styleId="948" w:customStyle="1">
+  <w:style w:type="table" w:styleId="952" w:customStyle="1">
     <w:name w:val="Bordered - Accent 6"/>
-    <w:basedOn w:val="795"/>
+    <w:basedOn w:val="799"/>
     <w:uiPriority w:val="99"/>
     <w:pPr>
       <w:pBdr/>
@@ -46013,10 +45993,10 @@
       </w:tcPr>
     </w:tblStylePr>
   </w:style>
-  <w:style w:type="paragraph" w:styleId="949">
+  <w:style w:type="paragraph" w:styleId="953">
     <w:name w:val="footnote text"/>
-    <w:basedOn w:val="793"/>
-    <w:link w:val="950"/>
+    <w:basedOn w:val="797"/>
+    <w:link w:val="954"/>
     <w:uiPriority w:val="99"/>
     <w:semiHidden/>
     <w:unhideWhenUsed/>
@@ -46029,9 +46009,9 @@
       <w:sz w:val="18"/>
     </w:rPr>
   </w:style>
-  <w:style w:type="character" w:styleId="950" w:customStyle="1">
+  <w:style w:type="character" w:styleId="954" w:customStyle="1">
     <w:name w:val="Текст сноски Знак"/>
-    <w:link w:val="949"/>
+    <w:link w:val="953"/>
     <w:uiPriority w:val="99"/>
     <w:pPr>
       <w:pBdr/>
@@ -46042,9 +46022,9 @@
       <w:sz w:val="18"/>
     </w:rPr>
   </w:style>
-  <w:style w:type="character" w:styleId="951">
+  <w:style w:type="character" w:styleId="955">
     <w:name w:val="footnote reference"/>
-    <w:basedOn w:val="794"/>
+    <w:basedOn w:val="798"/>
     <w:uiPriority w:val="99"/>
     <w:unhideWhenUsed/>
     <w:pPr>
@@ -46056,10 +46036,10 @@
       <w:vertAlign w:val="superscript"/>
     </w:rPr>
   </w:style>
-  <w:style w:type="paragraph" w:styleId="952">
+  <w:style w:type="paragraph" w:styleId="956">
     <w:name w:val="endnote text"/>
-    <w:basedOn w:val="793"/>
-    <w:link w:val="953"/>
+    <w:basedOn w:val="797"/>
+    <w:link w:val="957"/>
     <w:uiPriority w:val="99"/>
     <w:semiHidden/>
     <w:unhideWhenUsed/>
@@ -46072,9 +46052,9 @@
       <w:sz w:val="20"/>
     </w:rPr>
   </w:style>
-  <w:style w:type="character" w:styleId="953" w:customStyle="1">
+  <w:style w:type="character" w:styleId="957" w:customStyle="1">
     <w:name w:val="Текст концевой сноски Знак"/>
-    <w:link w:val="952"/>
+    <w:link w:val="956"/>
     <w:uiPriority w:val="99"/>
     <w:pPr>
       <w:pBdr/>
@@ -46085,9 +46065,9 @@
       <w:sz w:val="20"/>
     </w:rPr>
   </w:style>
-  <w:style w:type="character" w:styleId="954">
+  <w:style w:type="character" w:styleId="958">
     <w:name w:val="endnote reference"/>
-    <w:basedOn w:val="794"/>
+    <w:basedOn w:val="798"/>
     <w:uiPriority w:val="99"/>
     <w:semiHidden/>
     <w:unhideWhenUsed/>
@@ -46100,10 +46080,10 @@
       <w:vertAlign w:val="superscript"/>
     </w:rPr>
   </w:style>
-  <w:style w:type="paragraph" w:styleId="955">
+  <w:style w:type="paragraph" w:styleId="959">
     <w:name w:val="toc 4"/>
-    <w:basedOn w:val="793"/>
-    <w:next w:val="793"/>
+    <w:basedOn w:val="797"/>
+    <w:next w:val="797"/>
     <w:uiPriority w:val="39"/>
     <w:unhideWhenUsed/>
     <w:pPr>
@@ -46112,10 +46092,10 @@
       <w:ind w:left="850"/>
     </w:pPr>
   </w:style>
-  <w:style w:type="paragraph" w:styleId="956">
+  <w:style w:type="paragraph" w:styleId="960">
     <w:name w:val="toc 5"/>
-    <w:basedOn w:val="793"/>
-    <w:next w:val="793"/>
+    <w:basedOn w:val="797"/>
+    <w:next w:val="797"/>
     <w:uiPriority w:val="39"/>
     <w:unhideWhenUsed/>
     <w:pPr>
@@ -46124,10 +46104,10 @@
       <w:ind w:left="1134"/>
     </w:pPr>
   </w:style>
-  <w:style w:type="paragraph" w:styleId="957">
+  <w:style w:type="paragraph" w:styleId="961">
     <w:name w:val="toc 6"/>
-    <w:basedOn w:val="793"/>
-    <w:next w:val="793"/>
+    <w:basedOn w:val="797"/>
+    <w:next w:val="797"/>
     <w:uiPriority w:val="39"/>
     <w:unhideWhenUsed/>
     <w:pPr>
@@ -46136,10 +46116,10 @@
       <w:ind w:left="1417"/>
     </w:pPr>
   </w:style>
-  <w:style w:type="paragraph" w:styleId="958">
+  <w:style w:type="paragraph" w:styleId="962">
     <w:name w:val="toc 7"/>
-    <w:basedOn w:val="793"/>
-    <w:next w:val="793"/>
+    <w:basedOn w:val="797"/>
+    <w:next w:val="797"/>
     <w:uiPriority w:val="39"/>
     <w:unhideWhenUsed/>
     <w:pPr>
@@ -46148,10 +46128,10 @@
       <w:ind w:left="1701"/>
     </w:pPr>
   </w:style>
-  <w:style w:type="paragraph" w:styleId="959">
+  <w:style w:type="paragraph" w:styleId="963">
     <w:name w:val="toc 8"/>
-    <w:basedOn w:val="793"/>
-    <w:next w:val="793"/>
+    <w:basedOn w:val="797"/>
+    <w:next w:val="797"/>
     <w:uiPriority w:val="39"/>
     <w:unhideWhenUsed/>
     <w:pPr>
@@ -46160,10 +46140,10 @@
       <w:ind w:left="1984"/>
     </w:pPr>
   </w:style>
-  <w:style w:type="paragraph" w:styleId="960">
+  <w:style w:type="paragraph" w:styleId="964">
     <w:name w:val="toc 9"/>
-    <w:basedOn w:val="793"/>
-    <w:next w:val="793"/>
+    <w:basedOn w:val="797"/>
+    <w:next w:val="797"/>
     <w:uiPriority w:val="39"/>
     <w:unhideWhenUsed/>
     <w:pPr>
@@ -46172,10 +46152,10 @@
       <w:ind w:left="2268"/>
     </w:pPr>
   </w:style>
-  <w:style w:type="paragraph" w:styleId="961">
+  <w:style w:type="paragraph" w:styleId="965">
     <w:name w:val="table of figures"/>
-    <w:basedOn w:val="793"/>
-    <w:next w:val="793"/>
+    <w:basedOn w:val="797"/>
+    <w:next w:val="797"/>
     <w:uiPriority w:val="99"/>
     <w:unhideWhenUsed/>
     <w:pPr>
@@ -46184,11 +46164,11 @@
       <w:ind/>
     </w:pPr>
   </w:style>
-  <w:style w:type="paragraph" w:styleId="962" w:customStyle="1">
+  <w:style w:type="paragraph" w:styleId="966" w:customStyle="1">
     <w:name w:val="Heading 1"/>
-    <w:basedOn w:val="793"/>
-    <w:next w:val="793"/>
-    <w:link w:val="997"/>
+    <w:basedOn w:val="797"/>
+    <w:next w:val="797"/>
+    <w:link w:val="1001"/>
     <w:uiPriority w:val="9"/>
     <w:qFormat/>
     <w:pPr>
@@ -46206,11 +46186,11 @@
       <w:szCs w:val="32"/>
     </w:rPr>
   </w:style>
-  <w:style w:type="paragraph" w:styleId="963" w:customStyle="1">
+  <w:style w:type="paragraph" w:styleId="967" w:customStyle="1">
     <w:name w:val="Heading 2"/>
-    <w:basedOn w:val="793"/>
-    <w:next w:val="793"/>
-    <w:link w:val="985"/>
+    <w:basedOn w:val="797"/>
+    <w:next w:val="797"/>
+    <w:link w:val="989"/>
     <w:uiPriority w:val="9"/>
     <w:semiHidden/>
     <w:unhideWhenUsed/>
@@ -46232,11 +46212,11 @@
       <w:szCs w:val="28"/>
     </w:rPr>
   </w:style>
-  <w:style w:type="paragraph" w:styleId="964" w:customStyle="1">
+  <w:style w:type="paragraph" w:styleId="968" w:customStyle="1">
     <w:name w:val="Heading 3"/>
-    <w:basedOn w:val="793"/>
-    <w:next w:val="793"/>
-    <w:link w:val="976"/>
+    <w:basedOn w:val="797"/>
+    <w:next w:val="797"/>
+    <w:link w:val="980"/>
     <w:qFormat/>
     <w:pPr>
       <w:keepNext w:val="true"/>
@@ -46252,11 +46232,11 @@
       <w:szCs w:val="20"/>
     </w:rPr>
   </w:style>
-  <w:style w:type="paragraph" w:styleId="965" w:customStyle="1">
+  <w:style w:type="paragraph" w:styleId="969" w:customStyle="1">
     <w:name w:val="Heading 4"/>
-    <w:basedOn w:val="793"/>
-    <w:next w:val="793"/>
-    <w:link w:val="977"/>
+    <w:basedOn w:val="797"/>
+    <w:next w:val="797"/>
+    <w:link w:val="981"/>
     <w:qFormat/>
     <w:pPr>
       <w:keepNext w:val="true"/>
@@ -46272,7 +46252,7 @@
       <w:szCs w:val="20"/>
     </w:rPr>
   </w:style>
-  <w:style w:type="paragraph" w:styleId="966" w:customStyle="1">
+  <w:style w:type="paragraph" w:styleId="970" w:customStyle="1">
     <w:name w:val="Обычный1"/>
     <w:pPr>
       <w:widowControl w:val="false"/>
@@ -46286,7 +46266,7 @@
       <w:sz w:val="24"/>
     </w:rPr>
   </w:style>
-  <w:style w:type="paragraph" w:styleId="967" w:customStyle="1">
+  <w:style w:type="paragraph" w:styleId="971" w:customStyle="1">
     <w:name w:val="FR1"/>
     <w:pPr>
       <w:widowControl w:val="false"/>
@@ -46300,10 +46280,10 @@
       <w:sz w:val="22"/>
     </w:rPr>
   </w:style>
-  <w:style w:type="paragraph" w:styleId="968" w:customStyle="1">
+  <w:style w:type="paragraph" w:styleId="972" w:customStyle="1">
     <w:name w:val="МАУ'2005 Основной текст"/>
-    <w:basedOn w:val="793"/>
-    <w:next w:val="793"/>
+    <w:basedOn w:val="797"/>
+    <w:next w:val="797"/>
     <w:pPr>
       <w:pBdr/>
       <w:spacing w:line="276" w:lineRule="auto"/>
@@ -46314,7 +46294,7 @@
       <w:rFonts w:ascii="arial,bold" w:hAnsi="arial,bold"/>
     </w:rPr>
   </w:style>
-  <w:style w:type="paragraph" w:styleId="969" w:customStyle="1">
+  <w:style w:type="paragraph" w:styleId="973" w:customStyle="1">
     <w:name w:val="Обычный2"/>
     <w:pPr>
       <w:widowControl w:val="false"/>
@@ -46326,10 +46306,10 @@
       <w:rFonts w:ascii="Times New Roman" w:hAnsi="Times New Roman" w:eastAsia="Times New Roman"/>
     </w:rPr>
   </w:style>
-  <w:style w:type="paragraph" w:styleId="970" w:customStyle="1">
+  <w:style w:type="paragraph" w:styleId="974" w:customStyle="1">
     <w:name w:val="Название1"/>
-    <w:basedOn w:val="793"/>
-    <w:link w:val="971"/>
+    <w:basedOn w:val="797"/>
+    <w:link w:val="975"/>
     <w:qFormat/>
     <w:pPr>
       <w:pBdr/>
@@ -46343,9 +46323,9 @@
       <w:szCs w:val="20"/>
     </w:rPr>
   </w:style>
-  <w:style w:type="character" w:styleId="971" w:customStyle="1">
+  <w:style w:type="character" w:styleId="975" w:customStyle="1">
     <w:name w:val="Название Знак"/>
-    <w:link w:val="970"/>
+    <w:link w:val="974"/>
     <w:pPr>
       <w:pBdr/>
       <w:spacing/>
@@ -46357,10 +46337,10 @@
       <w:sz w:val="26"/>
     </w:rPr>
   </w:style>
-  <w:style w:type="paragraph" w:styleId="972">
+  <w:style w:type="paragraph" w:styleId="976">
     <w:name w:val="Body Text 2"/>
-    <w:basedOn w:val="793"/>
-    <w:link w:val="973"/>
+    <w:basedOn w:val="797"/>
+    <w:link w:val="977"/>
     <w:pPr>
       <w:pBdr/>
       <w:spacing/>
@@ -46371,9 +46351,9 @@
       <w:szCs w:val="20"/>
     </w:rPr>
   </w:style>
-  <w:style w:type="character" w:styleId="973" w:customStyle="1">
+  <w:style w:type="character" w:styleId="977" w:customStyle="1">
     <w:name w:val="Основной текст 2 Знак"/>
-    <w:link w:val="972"/>
+    <w:link w:val="976"/>
     <w:pPr>
       <w:pBdr/>
       <w:spacing/>
@@ -46384,10 +46364,10 @@
       <w:sz w:val="24"/>
     </w:rPr>
   </w:style>
-  <w:style w:type="paragraph" w:styleId="974">
+  <w:style w:type="paragraph" w:styleId="978">
     <w:name w:val="Body Text 3"/>
-    <w:basedOn w:val="793"/>
-    <w:link w:val="975"/>
+    <w:basedOn w:val="797"/>
+    <w:link w:val="979"/>
     <w:pPr>
       <w:pBdr/>
       <w:spacing/>
@@ -46400,9 +46380,9 @@
       <w:szCs w:val="20"/>
     </w:rPr>
   </w:style>
-  <w:style w:type="character" w:styleId="975" w:customStyle="1">
+  <w:style w:type="character" w:styleId="979" w:customStyle="1">
     <w:name w:val="Основной текст 3 Знак"/>
-    <w:link w:val="974"/>
+    <w:link w:val="978"/>
     <w:pPr>
       <w:pBdr/>
       <w:spacing/>
@@ -46415,9 +46395,9 @@
       <w:sz w:val="24"/>
     </w:rPr>
   </w:style>
-  <w:style w:type="character" w:styleId="976" w:customStyle="1">
+  <w:style w:type="character" w:styleId="980" w:customStyle="1">
     <w:name w:val="Заголовок 3 Знак"/>
-    <w:link w:val="964"/>
+    <w:link w:val="968"/>
     <w:pPr>
       <w:pBdr/>
       <w:spacing/>
@@ -46428,9 +46408,9 @@
       <w:b/>
     </w:rPr>
   </w:style>
-  <w:style w:type="character" w:styleId="977" w:customStyle="1">
+  <w:style w:type="character" w:styleId="981" w:customStyle="1">
     <w:name w:val="Заголовок 4 Знак"/>
-    <w:link w:val="965"/>
+    <w:link w:val="969"/>
     <w:pPr>
       <w:pBdr/>
       <w:spacing/>
@@ -46441,7 +46421,7 @@
       <w:b/>
     </w:rPr>
   </w:style>
-  <w:style w:type="character" w:styleId="978">
+  <w:style w:type="character" w:styleId="982">
     <w:name w:val="Strong"/>
     <w:uiPriority w:val="22"/>
     <w:qFormat/>
@@ -46455,9 +46435,9 @@
       <w:bCs/>
     </w:rPr>
   </w:style>
-  <w:style w:type="paragraph" w:styleId="979">
+  <w:style w:type="paragraph" w:styleId="983">
     <w:name w:val="Normal (Web)"/>
-    <w:basedOn w:val="793"/>
+    <w:basedOn w:val="797"/>
     <w:uiPriority w:val="99"/>
     <w:unhideWhenUsed/>
     <w:pPr>
@@ -46466,7 +46446,7 @@
       <w:ind/>
     </w:pPr>
   </w:style>
-  <w:style w:type="character" w:styleId="980">
+  <w:style w:type="character" w:styleId="984">
     <w:name w:val="Emphasis"/>
     <w:uiPriority w:val="20"/>
     <w:qFormat/>
@@ -46480,10 +46460,10 @@
       <w:iCs/>
     </w:rPr>
   </w:style>
-  <w:style w:type="paragraph" w:styleId="981" w:customStyle="1">
+  <w:style w:type="paragraph" w:styleId="985" w:customStyle="1">
     <w:name w:val="Header"/>
-    <w:basedOn w:val="793"/>
-    <w:link w:val="982"/>
+    <w:basedOn w:val="797"/>
+    <w:link w:val="986"/>
     <w:uiPriority w:val="99"/>
     <w:unhideWhenUsed/>
     <w:pPr>
@@ -46496,9 +46476,9 @@
       <w:ind/>
     </w:pPr>
   </w:style>
-  <w:style w:type="character" w:styleId="982" w:customStyle="1">
+  <w:style w:type="character" w:styleId="986" w:customStyle="1">
     <w:name w:val="Верхний колонтитул Знак"/>
-    <w:link w:val="981"/>
+    <w:link w:val="985"/>
     <w:uiPriority w:val="99"/>
     <w:pPr>
       <w:pBdr/>
@@ -46511,10 +46491,10 @@
       <w:szCs w:val="24"/>
     </w:rPr>
   </w:style>
-  <w:style w:type="paragraph" w:styleId="983" w:customStyle="1">
+  <w:style w:type="paragraph" w:styleId="987" w:customStyle="1">
     <w:name w:val="Footer"/>
-    <w:basedOn w:val="793"/>
-    <w:link w:val="984"/>
+    <w:basedOn w:val="797"/>
+    <w:link w:val="988"/>
     <w:uiPriority w:val="99"/>
     <w:unhideWhenUsed/>
     <w:pPr>
@@ -46527,9 +46507,9 @@
       <w:ind/>
     </w:pPr>
   </w:style>
-  <w:style w:type="character" w:styleId="984" w:customStyle="1">
+  <w:style w:type="character" w:styleId="988" w:customStyle="1">
     <w:name w:val="Нижний колонтитул Знак"/>
-    <w:link w:val="983"/>
+    <w:link w:val="987"/>
     <w:uiPriority w:val="99"/>
     <w:pPr>
       <w:pBdr/>
@@ -46542,9 +46522,9 @@
       <w:szCs w:val="24"/>
     </w:rPr>
   </w:style>
-  <w:style w:type="character" w:styleId="985" w:customStyle="1">
+  <w:style w:type="character" w:styleId="989" w:customStyle="1">
     <w:name w:val="Заголовок 2 Знак"/>
-    <w:link w:val="963"/>
+    <w:link w:val="967"/>
     <w:uiPriority w:val="9"/>
     <w:semiHidden/>
     <w:pPr>
@@ -46562,9 +46542,9 @@
       <w:szCs w:val="28"/>
     </w:rPr>
   </w:style>
-  <w:style w:type="paragraph" w:styleId="986" w:customStyle="1">
+  <w:style w:type="paragraph" w:styleId="990" w:customStyle="1">
     <w:name w:val="Style21"/>
-    <w:basedOn w:val="793"/>
+    <w:basedOn w:val="797"/>
     <w:pPr>
       <w:widowControl w:val="false"/>
       <w:pBdr/>
@@ -46573,7 +46553,7 @@
       <w:jc w:val="both"/>
     </w:pPr>
   </w:style>
-  <w:style w:type="character" w:styleId="987" w:customStyle="1">
+  <w:style w:type="character" w:styleId="991" w:customStyle="1">
     <w:name w:val="apple-converted-space"/>
     <w:pPr>
       <w:pBdr/>
@@ -46581,9 +46561,9 @@
       <w:ind/>
     </w:pPr>
   </w:style>
-  <w:style w:type="table" w:styleId="988">
+  <w:style w:type="table" w:styleId="992">
     <w:name w:val="Table Grid"/>
-    <w:basedOn w:val="795"/>
+    <w:basedOn w:val="799"/>
     <w:uiPriority w:val="59"/>
     <w:pPr>
       <w:pBdr/>
@@ -46780,7 +46760,7 @@
       </w:tcPr>
     </w:tblStylePr>
   </w:style>
-  <w:style w:type="character" w:styleId="989">
+  <w:style w:type="character" w:styleId="993">
     <w:name w:val="annotation reference"/>
     <w:uiPriority w:val="99"/>
     <w:semiHidden/>
@@ -46795,10 +46775,10 @@
       <w:szCs w:val="16"/>
     </w:rPr>
   </w:style>
-  <w:style w:type="paragraph" w:styleId="990">
+  <w:style w:type="paragraph" w:styleId="994">
     <w:name w:val="annotation text"/>
-    <w:basedOn w:val="793"/>
-    <w:link w:val="991"/>
+    <w:basedOn w:val="797"/>
+    <w:link w:val="995"/>
     <w:uiPriority w:val="99"/>
     <w:semiHidden/>
     <w:unhideWhenUsed/>
@@ -46812,9 +46792,9 @@
       <w:szCs w:val="20"/>
     </w:rPr>
   </w:style>
-  <w:style w:type="character" w:styleId="991" w:customStyle="1">
+  <w:style w:type="character" w:styleId="995" w:customStyle="1">
     <w:name w:val="Текст примечания Знак"/>
-    <w:link w:val="990"/>
+    <w:link w:val="994"/>
     <w:uiPriority w:val="99"/>
     <w:semiHidden/>
     <w:pPr>
@@ -46826,11 +46806,11 @@
       <w:rFonts w:ascii="Times New Roman" w:hAnsi="Times New Roman" w:eastAsia="Times New Roman"/>
     </w:rPr>
   </w:style>
-  <w:style w:type="paragraph" w:styleId="992">
+  <w:style w:type="paragraph" w:styleId="996">
     <w:name w:val="annotation subject"/>
-    <w:basedOn w:val="990"/>
-    <w:next w:val="990"/>
-    <w:link w:val="993"/>
+    <w:basedOn w:val="994"/>
+    <w:next w:val="994"/>
+    <w:link w:val="997"/>
     <w:uiPriority w:val="99"/>
     <w:semiHidden/>
     <w:unhideWhenUsed/>
@@ -46844,9 +46824,9 @@
       <w:bCs/>
     </w:rPr>
   </w:style>
-  <w:style w:type="character" w:styleId="993" w:customStyle="1">
+  <w:style w:type="character" w:styleId="997" w:customStyle="1">
     <w:name w:val="Тема примечания Знак"/>
-    <w:link w:val="992"/>
+    <w:link w:val="996"/>
     <w:uiPriority w:val="99"/>
     <w:semiHidden/>
     <w:pPr>
@@ -46860,10 +46840,10 @@
       <w:bCs/>
     </w:rPr>
   </w:style>
-  <w:style w:type="paragraph" w:styleId="994">
+  <w:style w:type="paragraph" w:styleId="998">
     <w:name w:val="Balloon Text"/>
-    <w:basedOn w:val="793"/>
-    <w:link w:val="995"/>
+    <w:basedOn w:val="797"/>
+    <w:link w:val="999"/>
     <w:uiPriority w:val="99"/>
     <w:semiHidden/>
     <w:unhideWhenUsed/>
@@ -46878,9 +46858,9 @@
       <w:szCs w:val="18"/>
     </w:rPr>
   </w:style>
-  <w:style w:type="character" w:styleId="995" w:customStyle="1">
+  <w:style w:type="character" w:styleId="999" w:customStyle="1">
     <w:name w:val="Текст выноски Знак"/>
-    <w:link w:val="994"/>
+    <w:link w:val="998"/>
     <w:uiPriority w:val="99"/>
     <w:semiHidden/>
     <w:pPr>
@@ -46894,7 +46874,7 @@
       <w:szCs w:val="18"/>
     </w:rPr>
   </w:style>
-  <w:style w:type="character" w:styleId="996">
+  <w:style w:type="character" w:styleId="1000">
     <w:name w:val="Hyperlink"/>
     <w:uiPriority w:val="99"/>
     <w:unhideWhenUsed/>
@@ -46908,9 +46888,9 @@
       <w:u w:val="single"/>
     </w:rPr>
   </w:style>
-  <w:style w:type="character" w:styleId="997" w:customStyle="1">
+  <w:style w:type="character" w:styleId="1001" w:customStyle="1">
     <w:name w:val="Заголовок 1 Знак"/>
-    <w:link w:val="962"/>
+    <w:link w:val="966"/>
     <w:uiPriority w:val="9"/>
     <w:pPr>
       <w:pBdr/>
@@ -46925,10 +46905,10 @@
       <w:szCs w:val="32"/>
     </w:rPr>
   </w:style>
-  <w:style w:type="paragraph" w:styleId="998">
+  <w:style w:type="paragraph" w:styleId="1002">
     <w:name w:val="TOC Heading"/>
-    <w:basedOn w:val="962"/>
-    <w:next w:val="793"/>
+    <w:basedOn w:val="966"/>
+    <w:next w:val="797"/>
     <w:uiPriority w:val="39"/>
     <w:unhideWhenUsed/>
     <w:qFormat/>
@@ -46945,10 +46925,10 @@
       <w:color w:val="365f91"/>
     </w:rPr>
   </w:style>
-  <w:style w:type="paragraph" w:styleId="999">
+  <w:style w:type="paragraph" w:styleId="1003">
     <w:name w:val="toc 1"/>
-    <w:basedOn w:val="793"/>
-    <w:next w:val="793"/>
+    <w:basedOn w:val="797"/>
+    <w:next w:val="797"/>
     <w:uiPriority w:val="39"/>
     <w:unhideWhenUsed/>
     <w:pPr>
@@ -46963,10 +46943,10 @@
       <w:lang w:eastAsia="en-US"/>
     </w:rPr>
   </w:style>
-  <w:style w:type="paragraph" w:styleId="1000">
+  <w:style w:type="paragraph" w:styleId="1004">
     <w:name w:val="toc 2"/>
-    <w:basedOn w:val="793"/>
-    <w:next w:val="793"/>
+    <w:basedOn w:val="797"/>
+    <w:next w:val="797"/>
     <w:uiPriority w:val="39"/>
     <w:unhideWhenUsed/>
     <w:pPr>
@@ -46981,9 +46961,9 @@
       <w:lang w:eastAsia="en-US"/>
     </w:rPr>
   </w:style>
-  <w:style w:type="paragraph" w:styleId="1001">
+  <w:style w:type="paragraph" w:styleId="1005">
     <w:name w:val="List Paragraph"/>
-    <w:basedOn w:val="793"/>
+    <w:basedOn w:val="797"/>
     <w:uiPriority w:val="34"/>
     <w:qFormat/>
     <w:pPr>
@@ -46992,9 +46972,9 @@
       <w:ind w:left="708"/>
     </w:pPr>
   </w:style>
-  <w:style w:type="character" w:styleId="1002">
+  <w:style w:type="character" w:styleId="1006">
     <w:name w:val="Placeholder Text"/>
-    <w:basedOn w:val="794"/>
+    <w:basedOn w:val="798"/>
     <w:uiPriority w:val="99"/>
     <w:semiHidden/>
     <w:pPr>
@@ -47006,10 +46986,10 @@
       <w:color w:val="808080"/>
     </w:rPr>
   </w:style>
-  <w:style w:type="paragraph" w:styleId="1003">
+  <w:style w:type="paragraph" w:styleId="1007">
     <w:name w:val="toc 3"/>
-    <w:basedOn w:val="793"/>
-    <w:next w:val="793"/>
+    <w:basedOn w:val="797"/>
+    <w:next w:val="797"/>
     <w:uiPriority w:val="39"/>
     <w:unhideWhenUsed/>
     <w:pPr>
@@ -47018,16 +46998,16 @@
       <w:ind w:left="480"/>
     </w:pPr>
   </w:style>
-  <w:style w:type="paragraph" w:styleId="1004" w:customStyle="1">
+  <w:style w:type="paragraph" w:styleId="1008" w:customStyle="1">
     <w:name w:val="docdata"/>
-    <w:basedOn w:val="793"/>
+    <w:basedOn w:val="797"/>
     <w:pPr>
       <w:pBdr/>
       <w:spacing w:after="100" w:afterAutospacing="1" w:before="100" w:beforeAutospacing="1"/>
       <w:ind/>
     </w:pPr>
   </w:style>
-  <w:style w:type="paragraph" w:styleId="1005" w:customStyle="1">
+  <w:style w:type="paragraph" w:styleId="1009" w:customStyle="1">
     <w:name w:val="Main1"/>
     <w:qFormat/>
     <w:pPr>
@@ -47074,7 +47054,7 @@
       <w14:ligatures w14:val="none"/>
     </w:rPr>
   </w:style>
-  <w:style w:type="paragraph" w:styleId="1006" w:customStyle="1">
+  <w:style w:type="paragraph" w:styleId="1010" w:customStyle="1">
     <w:name w:val="Figure"/>
     <w:qFormat/>
     <w:pPr>
@@ -47121,7 +47101,7 @@
       <w14:ligatures w14:val="none"/>
     </w:rPr>
   </w:style>
-  <w:style w:type="paragraph" w:styleId="1007" w:customStyle="1">
+  <w:style w:type="paragraph" w:styleId="1011" w:customStyle="1">
     <w:name w:val="HeaderDefault"/>
     <w:qFormat/>
     <w:pPr>
